--- a/Planning/Feasibility Study Report.docx
+++ b/Planning/Feasibility Study Report.docx
@@ -5,7 +5,6 @@
     <w:p>
       <w:pPr>
         <w:pStyle w:val="Title"/>
-        <w:jc w:val="center"/>
         <w:rPr>
           <w:rFonts w:asciiTheme="minorHAnsi" w:hAnsiTheme="minorHAnsi" w:cstheme="minorHAnsi"/>
           <w:b/>
@@ -32,9 +31,46 @@
         <w:pStyle w:val="BodyText"/>
         <w:spacing w:line="360" w:lineRule="auto"/>
         <w:rPr>
-          <w:rFonts w:asciiTheme="minorHAnsi" w:hAnsiTheme="minorHAnsi" w:cstheme="minorHAnsi"/>
+          <w:rFonts w:cstheme="minorHAnsi"/>
           <w:b/>
-          <w:sz w:val="48"/>
+          <w:sz w:val="18"/>
+          <w:szCs w:val="18"/>
+        </w:rPr>
+      </w:pPr>
+    </w:p>
+    <w:p>
+      <w:pPr>
+        <w:pStyle w:val="BodyText"/>
+        <w:spacing w:line="360" w:lineRule="auto"/>
+        <w:rPr>
+          <w:rFonts w:cstheme="minorHAnsi"/>
+          <w:b/>
+          <w:sz w:val="18"/>
+          <w:szCs w:val="18"/>
+        </w:rPr>
+      </w:pPr>
+    </w:p>
+    <w:p>
+      <w:pPr>
+        <w:pStyle w:val="BodyText"/>
+        <w:spacing w:line="360" w:lineRule="auto"/>
+        <w:rPr>
+          <w:rFonts w:cstheme="minorHAnsi"/>
+          <w:b/>
+          <w:sz w:val="18"/>
+          <w:szCs w:val="18"/>
+        </w:rPr>
+      </w:pPr>
+    </w:p>
+    <w:p>
+      <w:pPr>
+        <w:pStyle w:val="BodyText"/>
+        <w:spacing w:line="360" w:lineRule="auto"/>
+        <w:rPr>
+          <w:rFonts w:cstheme="minorHAnsi"/>
+          <w:b/>
+          <w:sz w:val="18"/>
+          <w:szCs w:val="18"/>
         </w:rPr>
       </w:pPr>
     </w:p>
@@ -44,642 +80,404 @@
         <w:ind w:left="1700" w:right="1678"/>
         <w:jc w:val="center"/>
         <w:rPr>
-          <w:rFonts w:asciiTheme="minorHAnsi" w:hAnsiTheme="minorHAnsi" w:cstheme="minorHAnsi"/>
+          <w:rFonts w:cstheme="minorHAnsi"/>
           <w:b/>
-          <w:sz w:val="20"/>
-          <w:szCs w:val="20"/>
+          <w:color w:val="44546A" w:themeColor="text2"/>
+          <w:sz w:val="18"/>
+          <w:szCs w:val="18"/>
         </w:rPr>
       </w:pPr>
       <w:r>
         <w:rPr>
-          <w:rFonts w:asciiTheme="minorHAnsi" w:hAnsiTheme="minorHAnsi" w:cstheme="minorHAnsi"/>
+          <w:rFonts w:cstheme="minorHAnsi"/>
           <w:b/>
+          <w:color w:val="44546A" w:themeColor="text2"/>
+          <w:w w:val="115"/>
+          <w:sz w:val="18"/>
+          <w:szCs w:val="18"/>
+        </w:rPr>
+        <w:t>Project</w:t>
+      </w:r>
+    </w:p>
+    <w:p>
+      <w:pPr>
+        <w:spacing w:before="32" w:line="360" w:lineRule="auto"/>
+        <w:ind w:left="1700" w:right="1678"/>
+        <w:jc w:val="center"/>
+        <w:rPr>
+          <w:rFonts w:cstheme="minorHAnsi"/>
+          <w:color w:val="1A1A1A"/>
+          <w:w w:val="115"/>
+          <w:sz w:val="18"/>
+          <w:szCs w:val="18"/>
+        </w:rPr>
+      </w:pPr>
+      <w:r>
+        <w:rPr>
+          <w:rFonts w:cstheme="minorHAnsi"/>
+          <w:color w:val="1A1A1A"/>
+          <w:w w:val="115"/>
+          <w:sz w:val="18"/>
+          <w:szCs w:val="18"/>
+        </w:rPr>
+        <w:t>Project Name</w:t>
+      </w:r>
+    </w:p>
+    <w:p>
+      <w:pPr>
+        <w:spacing w:before="32" w:line="360" w:lineRule="auto"/>
+        <w:ind w:left="1700" w:right="1678"/>
+        <w:jc w:val="center"/>
+        <w:rPr>
+          <w:rFonts w:cstheme="minorHAnsi"/>
+          <w:color w:val="44546A" w:themeColor="text2"/>
+          <w:w w:val="115"/>
+          <w:sz w:val="18"/>
+          <w:szCs w:val="18"/>
+        </w:rPr>
+      </w:pPr>
+      <w:r>
+        <w:rPr>
+          <w:rFonts w:cstheme="minorHAnsi"/>
+          <w:b/>
+          <w:color w:val="44546A" w:themeColor="text2"/>
+          <w:w w:val="115"/>
+          <w:sz w:val="18"/>
+          <w:szCs w:val="18"/>
+        </w:rPr>
+        <w:t>Prepared</w:t>
+      </w:r>
+      <w:r>
+        <w:rPr>
+          <w:rFonts w:cstheme="minorHAnsi"/>
+          <w:b/>
+          <w:color w:val="44546A" w:themeColor="text2"/>
+          <w:spacing w:val="-4"/>
+          <w:w w:val="115"/>
+          <w:sz w:val="18"/>
+          <w:szCs w:val="18"/>
+        </w:rPr>
+        <w:t xml:space="preserve"> </w:t>
+      </w:r>
+      <w:r>
+        <w:rPr>
+          <w:rFonts w:cstheme="minorHAnsi"/>
+          <w:b/>
+          <w:color w:val="44546A" w:themeColor="text2"/>
+          <w:w w:val="115"/>
+          <w:sz w:val="18"/>
+          <w:szCs w:val="18"/>
+        </w:rPr>
+        <w:t>for</w:t>
+      </w:r>
+    </w:p>
+    <w:p>
+      <w:pPr>
+        <w:spacing w:before="32" w:line="360" w:lineRule="auto"/>
+        <w:ind w:left="1700" w:right="1678"/>
+        <w:jc w:val="center"/>
+        <w:rPr>
+          <w:rFonts w:cstheme="minorHAnsi"/>
+          <w:sz w:val="18"/>
+          <w:szCs w:val="18"/>
+        </w:rPr>
+      </w:pPr>
+      <w:bookmarkStart w:id="0" w:name="Dr._Ahmad_Bader"/>
+      <w:bookmarkEnd w:id="0"/>
+      <w:r>
+        <w:rPr>
+          <w:rFonts w:cstheme="minorHAnsi"/>
+          <w:color w:val="1A1A1A"/>
+          <w:w w:val="115"/>
+          <w:sz w:val="18"/>
+          <w:szCs w:val="18"/>
+        </w:rPr>
+        <w:t>Client Name</w:t>
+      </w:r>
+    </w:p>
+    <w:p>
+      <w:pPr>
+        <w:spacing w:line="360" w:lineRule="auto"/>
+        <w:ind w:left="1700" w:right="1678"/>
+        <w:jc w:val="center"/>
+        <w:rPr>
+          <w:rFonts w:cstheme="minorHAnsi"/>
+          <w:b/>
+          <w:color w:val="44546A" w:themeColor="text2"/>
+          <w:sz w:val="18"/>
+          <w:szCs w:val="18"/>
+        </w:rPr>
+      </w:pPr>
+      <w:r>
+        <w:rPr>
+          <w:rFonts w:cstheme="minorHAnsi"/>
+          <w:b/>
+          <w:color w:val="44546A" w:themeColor="text2"/>
+          <w:w w:val="115"/>
+          <w:sz w:val="18"/>
+          <w:szCs w:val="18"/>
+        </w:rPr>
+        <w:t>Prepared</w:t>
+      </w:r>
+      <w:r>
+        <w:rPr>
+          <w:rFonts w:cstheme="minorHAnsi"/>
+          <w:b/>
+          <w:color w:val="44546A" w:themeColor="text2"/>
+          <w:spacing w:val="-3"/>
+          <w:w w:val="115"/>
+          <w:sz w:val="18"/>
+          <w:szCs w:val="18"/>
+        </w:rPr>
+        <w:t xml:space="preserve"> </w:t>
+      </w:r>
+      <w:r>
+        <w:rPr>
+          <w:rFonts w:cstheme="minorHAnsi"/>
+          <w:b/>
+          <w:color w:val="44546A" w:themeColor="text2"/>
+          <w:w w:val="115"/>
+          <w:sz w:val="18"/>
+          <w:szCs w:val="18"/>
+        </w:rPr>
+        <w:t>by</w:t>
+      </w:r>
+    </w:p>
+    <w:p>
+      <w:pPr>
+        <w:spacing w:before="27" w:line="360" w:lineRule="auto"/>
+        <w:ind w:left="1700" w:right="1678"/>
+        <w:jc w:val="center"/>
+        <w:rPr>
+          <w:rFonts w:cstheme="minorHAnsi"/>
+          <w:sz w:val="18"/>
+          <w:szCs w:val="18"/>
+        </w:rPr>
+      </w:pPr>
+      <w:r>
+        <w:rPr>
+          <w:rFonts w:cstheme="minorHAnsi"/>
+          <w:color w:val="1A1A1A"/>
+          <w:w w:val="115"/>
+          <w:sz w:val="18"/>
+          <w:szCs w:val="18"/>
+        </w:rPr>
+        <w:t>[Your Name]</w:t>
+      </w:r>
+    </w:p>
+    <w:p>
+      <w:pPr>
+        <w:pStyle w:val="BodyText"/>
+        <w:spacing w:line="360" w:lineRule="auto"/>
+        <w:rPr>
+          <w:rFonts w:cstheme="minorHAnsi"/>
+          <w:sz w:val="18"/>
+          <w:szCs w:val="18"/>
+        </w:rPr>
+      </w:pPr>
+    </w:p>
+    <w:p>
+      <w:pPr>
+        <w:pStyle w:val="BodyText"/>
+        <w:spacing w:before="3" w:line="360" w:lineRule="auto"/>
+        <w:rPr>
+          <w:rFonts w:cstheme="minorHAnsi"/>
+          <w:sz w:val="18"/>
+          <w:szCs w:val="18"/>
+        </w:rPr>
+      </w:pPr>
+    </w:p>
+    <w:p>
+      <w:pPr>
+        <w:pStyle w:val="BodyText"/>
+        <w:spacing w:before="3" w:line="360" w:lineRule="auto"/>
+        <w:rPr>
+          <w:rFonts w:cstheme="minorHAnsi"/>
+          <w:sz w:val="18"/>
+          <w:szCs w:val="18"/>
+        </w:rPr>
+      </w:pPr>
+    </w:p>
+    <w:p>
+      <w:pPr>
+        <w:pStyle w:val="BodyText"/>
+        <w:spacing w:before="3" w:line="360" w:lineRule="auto"/>
+        <w:rPr>
+          <w:rFonts w:cstheme="minorHAnsi"/>
+          <w:sz w:val="18"/>
+          <w:szCs w:val="18"/>
+        </w:rPr>
+      </w:pPr>
+    </w:p>
+    <w:p>
+      <w:pPr>
+        <w:spacing w:line="360" w:lineRule="auto"/>
+        <w:ind w:left="1700" w:right="1681"/>
+        <w:jc w:val="center"/>
+        <w:rPr>
+          <w:rFonts w:ascii="Calibri" w:hAnsi="Calibri" w:cstheme="minorHAnsi"/>
+          <w:sz w:val="18"/>
+          <w:szCs w:val="18"/>
+        </w:rPr>
+      </w:pPr>
+      <w:r>
+        <w:rPr>
+          <w:rFonts w:cstheme="minorHAnsi"/>
+          <w:color w:val="1A1A1A"/>
+          <w:w w:val="115"/>
+          <w:sz w:val="18"/>
+          <w:szCs w:val="18"/>
+        </w:rPr>
+        <w:t>Month Day,</w:t>
+      </w:r>
+      <w:r>
+        <w:rPr>
+          <w:rFonts w:cstheme="minorHAnsi"/>
+          <w:color w:val="1A1A1A"/>
+          <w:spacing w:val="-5"/>
+          <w:w w:val="115"/>
+          <w:sz w:val="18"/>
+          <w:szCs w:val="18"/>
+        </w:rPr>
+        <w:t xml:space="preserve"> </w:t>
+      </w:r>
+      <w:r>
+        <w:rPr>
+          <w:rFonts w:cstheme="minorHAnsi"/>
+          <w:color w:val="1A1A1A"/>
+          <w:w w:val="115"/>
+          <w:sz w:val="18"/>
+          <w:szCs w:val="18"/>
+        </w:rPr>
+        <w:t>Year</w:t>
+      </w:r>
+    </w:p>
+    <w:p>
+      <w:pPr>
+        <w:ind w:left="1700" w:right="1681"/>
+        <w:rPr>
+          <w:rFonts w:cstheme="minorHAnsi"/>
           <w:color w:val="1A1A1A"/>
           <w:w w:val="115"/>
           <w:sz w:val="20"/>
           <w:szCs w:val="20"/>
         </w:rPr>
-        <w:t>Pr</w:t>
-      </w:r>
-      <w:r>
-        <w:rPr>
-          <w:rFonts w:asciiTheme="minorHAnsi" w:hAnsiTheme="minorHAnsi" w:cstheme="minorHAnsi"/>
-          <w:b/>
+      </w:pPr>
+    </w:p>
+    <w:p>
+      <w:pPr>
+        <w:ind w:left="1700" w:right="1681"/>
+        <w:rPr>
+          <w:rFonts w:cstheme="minorHAnsi"/>
           <w:color w:val="1A1A1A"/>
           <w:w w:val="115"/>
           <w:sz w:val="20"/>
           <w:szCs w:val="20"/>
         </w:rPr>
-        <w:t>oject</w:t>
-      </w:r>
+      </w:pPr>
     </w:p>
     <w:p>
       <w:pPr>
-        <w:spacing w:before="32" w:line="360" w:lineRule="auto"/>
-        <w:ind w:left="1700" w:right="1678"/>
-        <w:jc w:val="center"/>
-        <w:rPr>
-          <w:rFonts w:asciiTheme="minorHAnsi" w:hAnsiTheme="minorHAnsi" w:cstheme="minorHAnsi"/>
+        <w:ind w:left="1700" w:right="1681"/>
+        <w:rPr>
+          <w:rFonts w:cstheme="minorHAnsi"/>
           <w:color w:val="1A1A1A"/>
           <w:w w:val="115"/>
           <w:sz w:val="20"/>
           <w:szCs w:val="20"/>
         </w:rPr>
       </w:pPr>
-      <w:r>
-        <w:rPr>
-          <w:rFonts w:asciiTheme="minorHAnsi" w:hAnsiTheme="minorHAnsi" w:cstheme="minorHAnsi"/>
+    </w:p>
+    <w:p>
+      <w:pPr>
+        <w:ind w:left="1700" w:right="1681"/>
+        <w:rPr>
+          <w:rFonts w:cstheme="minorHAnsi"/>
           <w:color w:val="1A1A1A"/>
           <w:w w:val="115"/>
           <w:sz w:val="20"/>
           <w:szCs w:val="20"/>
         </w:rPr>
-        <w:t>Project</w:t>
-      </w:r>
-      <w:r>
-        <w:rPr>
-          <w:rFonts w:asciiTheme="minorHAnsi" w:hAnsiTheme="minorHAnsi" w:cstheme="minorHAnsi"/>
+      </w:pPr>
+    </w:p>
+    <w:p>
+      <w:pPr>
+        <w:ind w:left="1700" w:right="1681"/>
+        <w:rPr>
+          <w:rFonts w:cstheme="minorHAnsi"/>
           <w:color w:val="1A1A1A"/>
           <w:w w:val="115"/>
           <w:sz w:val="20"/>
           <w:szCs w:val="20"/>
         </w:rPr>
-        <w:t xml:space="preserve"> Name</w:t>
-      </w:r>
+      </w:pPr>
     </w:p>
     <w:p>
       <w:pPr>
-        <w:spacing w:before="32" w:line="360" w:lineRule="auto"/>
-        <w:ind w:left="1700" w:right="1678"/>
-        <w:jc w:val="center"/>
-        <w:rPr>
-          <w:rFonts w:asciiTheme="minorHAnsi" w:hAnsiTheme="minorHAnsi" w:cstheme="minorHAnsi"/>
+        <w:ind w:left="1700" w:right="1681"/>
+        <w:rPr>
+          <w:rFonts w:cstheme="minorHAnsi"/>
           <w:color w:val="1A1A1A"/>
           <w:w w:val="115"/>
           <w:sz w:val="20"/>
           <w:szCs w:val="20"/>
         </w:rPr>
       </w:pPr>
-      <w:r>
-        <w:rPr>
-          <w:rFonts w:asciiTheme="minorHAnsi" w:hAnsiTheme="minorHAnsi" w:cstheme="minorHAnsi"/>
-          <w:b/>
+    </w:p>
+    <w:p>
+      <w:pPr>
+        <w:ind w:left="1700" w:right="1681"/>
+        <w:rPr>
+          <w:rFonts w:cstheme="minorHAnsi"/>
           <w:color w:val="1A1A1A"/>
           <w:w w:val="115"/>
           <w:sz w:val="20"/>
           <w:szCs w:val="20"/>
         </w:rPr>
-        <w:t>Prepared</w:t>
-      </w:r>
-      <w:r>
-        <w:rPr>
-          <w:rFonts w:asciiTheme="minorHAnsi" w:hAnsiTheme="minorHAnsi" w:cstheme="minorHAnsi"/>
-          <w:b/>
-          <w:color w:val="1A1A1A"/>
-          <w:spacing w:val="-4"/>
-          <w:w w:val="115"/>
-          <w:sz w:val="20"/>
-          <w:szCs w:val="20"/>
-        </w:rPr>
-        <w:t xml:space="preserve"> </w:t>
-      </w:r>
-      <w:r>
-        <w:rPr>
-          <w:rFonts w:asciiTheme="minorHAnsi" w:hAnsiTheme="minorHAnsi" w:cstheme="minorHAnsi"/>
-          <w:b/>
+      </w:pPr>
+    </w:p>
+    <w:p>
+      <w:pPr>
+        <w:ind w:left="1700" w:right="1681"/>
+        <w:rPr>
+          <w:rFonts w:cstheme="minorHAnsi"/>
           <w:color w:val="1A1A1A"/>
           <w:w w:val="115"/>
           <w:sz w:val="20"/>
           <w:szCs w:val="20"/>
         </w:rPr>
-        <w:t>for</w:t>
-      </w:r>
+      </w:pPr>
     </w:p>
     <w:p>
       <w:pPr>
-        <w:spacing w:before="32" w:line="360" w:lineRule="auto"/>
-        <w:ind w:left="1700" w:right="1678"/>
-        <w:jc w:val="center"/>
-        <w:rPr>
-          <w:rFonts w:asciiTheme="minorHAnsi" w:hAnsiTheme="minorHAnsi" w:cstheme="minorHAnsi"/>
-          <w:sz w:val="20"/>
-          <w:szCs w:val="20"/>
-        </w:rPr>
-      </w:pPr>
-      <w:bookmarkStart w:id="0" w:name="Dr._Ahmad_Bader"/>
-      <w:bookmarkEnd w:id="0"/>
-      <w:r>
-        <w:rPr>
-          <w:rFonts w:asciiTheme="minorHAnsi" w:hAnsiTheme="minorHAnsi" w:cstheme="minorHAnsi"/>
+        <w:spacing w:line="360" w:lineRule="auto"/>
+        <w:rPr>
+          <w:rFonts w:cstheme="minorHAnsi"/>
           <w:color w:val="1A1A1A"/>
           <w:w w:val="115"/>
           <w:sz w:val="20"/>
           <w:szCs w:val="20"/>
         </w:rPr>
-        <w:t>Client Name</w:t>
-      </w:r>
+      </w:pPr>
     </w:p>
     <w:p>
       <w:pPr>
         <w:spacing w:line="360" w:lineRule="auto"/>
-        <w:ind w:left="1700" w:right="1678"/>
-        <w:jc w:val="center"/>
-        <w:rPr>
-          <w:rFonts w:asciiTheme="minorHAnsi" w:hAnsiTheme="minorHAnsi" w:cstheme="minorHAnsi"/>
-          <w:b/>
-          <w:sz w:val="20"/>
-          <w:szCs w:val="20"/>
-        </w:rPr>
-      </w:pPr>
-      <w:r>
-        <w:rPr>
-          <w:rFonts w:asciiTheme="minorHAnsi" w:hAnsiTheme="minorHAnsi" w:cstheme="minorHAnsi"/>
-          <w:b/>
-          <w:color w:val="1A1A1A"/>
-          <w:w w:val="115"/>
-          <w:sz w:val="20"/>
-          <w:szCs w:val="20"/>
-        </w:rPr>
-        <w:t>Prepared</w:t>
-      </w:r>
-      <w:r>
-        <w:rPr>
-          <w:rFonts w:asciiTheme="minorHAnsi" w:hAnsiTheme="minorHAnsi" w:cstheme="minorHAnsi"/>
-          <w:b/>
-          <w:color w:val="1A1A1A"/>
-          <w:spacing w:val="-3"/>
-          <w:w w:val="115"/>
-          <w:sz w:val="20"/>
-          <w:szCs w:val="20"/>
-        </w:rPr>
-        <w:t xml:space="preserve"> </w:t>
-      </w:r>
-      <w:r>
-        <w:rPr>
-          <w:rFonts w:asciiTheme="minorHAnsi" w:hAnsiTheme="minorHAnsi" w:cstheme="minorHAnsi"/>
-          <w:b/>
-          <w:color w:val="1A1A1A"/>
-          <w:w w:val="115"/>
-          <w:sz w:val="20"/>
-          <w:szCs w:val="20"/>
-        </w:rPr>
-        <w:t>by</w:t>
-      </w:r>
-    </w:p>
-    <w:p>
-      <w:pPr>
-        <w:spacing w:before="27" w:line="360" w:lineRule="auto"/>
-        <w:ind w:left="1700" w:right="1678"/>
-        <w:jc w:val="center"/>
-        <w:rPr>
-          <w:rFonts w:asciiTheme="minorHAnsi" w:hAnsiTheme="minorHAnsi" w:cstheme="minorHAnsi"/>
-          <w:sz w:val="20"/>
-          <w:szCs w:val="20"/>
-        </w:rPr>
-      </w:pPr>
-      <w:r>
-        <w:rPr>
-          <w:rFonts w:asciiTheme="minorHAnsi" w:hAnsiTheme="minorHAnsi" w:cstheme="minorHAnsi"/>
-          <w:color w:val="1A1A1A"/>
-          <w:w w:val="115"/>
-          <w:sz w:val="20"/>
-          <w:szCs w:val="20"/>
-        </w:rPr>
-        <w:t>[Your Name]</w:t>
-      </w:r>
-    </w:p>
-    <w:p>
-      <w:pPr>
-        <w:pStyle w:val="BodyText"/>
-        <w:spacing w:line="360" w:lineRule="auto"/>
-        <w:rPr>
-          <w:rFonts w:asciiTheme="minorHAnsi" w:hAnsiTheme="minorHAnsi" w:cstheme="minorHAnsi"/>
-          <w:sz w:val="20"/>
-          <w:szCs w:val="20"/>
-        </w:rPr>
-      </w:pPr>
-    </w:p>
-    <w:p>
-      <w:pPr>
-        <w:pStyle w:val="BodyText"/>
-        <w:spacing w:before="3" w:line="360" w:lineRule="auto"/>
-        <w:rPr>
-          <w:rFonts w:asciiTheme="minorHAnsi" w:hAnsiTheme="minorHAnsi" w:cstheme="minorHAnsi"/>
-          <w:sz w:val="20"/>
-          <w:szCs w:val="20"/>
-        </w:rPr>
-      </w:pPr>
-    </w:p>
-    <w:p>
-      <w:pPr>
-        <w:pStyle w:val="BodyText"/>
-        <w:spacing w:before="3" w:line="360" w:lineRule="auto"/>
-        <w:rPr>
-          <w:rFonts w:asciiTheme="minorHAnsi" w:hAnsiTheme="minorHAnsi" w:cstheme="minorHAnsi"/>
-          <w:sz w:val="20"/>
-          <w:szCs w:val="20"/>
-        </w:rPr>
-      </w:pPr>
-    </w:p>
-    <w:p>
-      <w:pPr>
-        <w:pStyle w:val="BodyText"/>
-        <w:spacing w:before="3" w:line="360" w:lineRule="auto"/>
-        <w:rPr>
-          <w:rFonts w:asciiTheme="minorHAnsi" w:hAnsiTheme="minorHAnsi" w:cstheme="minorHAnsi"/>
-          <w:sz w:val="20"/>
-          <w:szCs w:val="20"/>
-        </w:rPr>
-      </w:pPr>
-    </w:p>
-    <w:p>
-      <w:pPr>
-        <w:spacing w:line="360" w:lineRule="auto"/>
-        <w:ind w:left="1700" w:right="1681"/>
-        <w:jc w:val="center"/>
-        <w:rPr>
-          <w:rFonts w:asciiTheme="minorHAnsi" w:hAnsiTheme="minorHAnsi" w:cstheme="minorHAnsi"/>
-          <w:color w:val="1A1A1A"/>
-          <w:w w:val="115"/>
-          <w:sz w:val="20"/>
-          <w:szCs w:val="20"/>
-        </w:rPr>
-      </w:pPr>
-      <w:r>
-        <w:rPr>
-          <w:rFonts w:asciiTheme="minorHAnsi" w:hAnsiTheme="minorHAnsi" w:cstheme="minorHAnsi"/>
-          <w:color w:val="1A1A1A"/>
-          <w:w w:val="115"/>
-          <w:sz w:val="20"/>
-          <w:szCs w:val="20"/>
-        </w:rPr>
-        <w:t>Day/Month/Year</w:t>
-      </w:r>
-    </w:p>
-    <w:p>
-      <w:pPr>
-        <w:ind w:left="1700" w:right="1681"/>
-        <w:rPr>
-          <w:rFonts w:asciiTheme="minorHAnsi" w:hAnsiTheme="minorHAnsi" w:cstheme="minorHAnsi"/>
-          <w:color w:val="1A1A1A"/>
-          <w:w w:val="115"/>
-          <w:sz w:val="20"/>
-          <w:szCs w:val="20"/>
-        </w:rPr>
-      </w:pPr>
-    </w:p>
-    <w:p>
-      <w:pPr>
-        <w:ind w:left="1700" w:right="1681"/>
-        <w:rPr>
-          <w:rFonts w:asciiTheme="minorHAnsi" w:hAnsiTheme="minorHAnsi" w:cstheme="minorHAnsi"/>
-          <w:color w:val="1A1A1A"/>
-          <w:w w:val="115"/>
-          <w:sz w:val="20"/>
-          <w:szCs w:val="20"/>
-        </w:rPr>
-      </w:pPr>
-    </w:p>
-    <w:p>
-      <w:pPr>
-        <w:ind w:left="1700" w:right="1681"/>
-        <w:rPr>
-          <w:rFonts w:asciiTheme="minorHAnsi" w:hAnsiTheme="minorHAnsi" w:cstheme="minorHAnsi"/>
-          <w:color w:val="1A1A1A"/>
-          <w:w w:val="115"/>
-          <w:sz w:val="20"/>
-          <w:szCs w:val="20"/>
-        </w:rPr>
-      </w:pPr>
-    </w:p>
-    <w:p>
-      <w:pPr>
-        <w:ind w:left="1700" w:right="1681"/>
-        <w:rPr>
-          <w:rFonts w:asciiTheme="minorHAnsi" w:hAnsiTheme="minorHAnsi" w:cstheme="minorHAnsi"/>
-          <w:color w:val="1A1A1A"/>
-          <w:w w:val="115"/>
-          <w:sz w:val="20"/>
-          <w:szCs w:val="20"/>
-        </w:rPr>
-      </w:pPr>
-    </w:p>
-    <w:p>
-      <w:pPr>
-        <w:ind w:left="1700" w:right="1681"/>
-        <w:rPr>
-          <w:rFonts w:asciiTheme="minorHAnsi" w:hAnsiTheme="minorHAnsi" w:cstheme="minorHAnsi"/>
-          <w:color w:val="1A1A1A"/>
-          <w:w w:val="115"/>
-          <w:sz w:val="20"/>
-          <w:szCs w:val="20"/>
-        </w:rPr>
-      </w:pPr>
-    </w:p>
-    <w:p>
-      <w:pPr>
-        <w:ind w:left="1700" w:right="1681"/>
-        <w:rPr>
-          <w:rFonts w:asciiTheme="minorHAnsi" w:hAnsiTheme="minorHAnsi" w:cstheme="minorHAnsi"/>
-          <w:color w:val="1A1A1A"/>
-          <w:w w:val="115"/>
-          <w:sz w:val="20"/>
-          <w:szCs w:val="20"/>
-        </w:rPr>
-      </w:pPr>
-    </w:p>
-    <w:p>
-      <w:pPr>
-        <w:ind w:left="1700" w:right="1681"/>
-        <w:rPr>
-          <w:rFonts w:asciiTheme="minorHAnsi" w:hAnsiTheme="minorHAnsi" w:cstheme="minorHAnsi"/>
-          <w:color w:val="1A1A1A"/>
-          <w:w w:val="115"/>
-          <w:sz w:val="20"/>
-          <w:szCs w:val="20"/>
-        </w:rPr>
-      </w:pPr>
-    </w:p>
-    <w:p>
-      <w:pPr>
-        <w:ind w:left="1700" w:right="1681"/>
-        <w:rPr>
-          <w:rFonts w:asciiTheme="minorHAnsi" w:hAnsiTheme="minorHAnsi" w:cstheme="minorHAnsi"/>
-          <w:color w:val="1A1A1A"/>
-          <w:w w:val="115"/>
-          <w:sz w:val="20"/>
-          <w:szCs w:val="20"/>
-        </w:rPr>
-      </w:pPr>
-    </w:p>
-    <w:p>
-      <w:pPr>
-        <w:ind w:left="1700" w:right="1681"/>
-        <w:rPr>
-          <w:rFonts w:asciiTheme="minorHAnsi" w:hAnsiTheme="minorHAnsi" w:cstheme="minorHAnsi"/>
-          <w:color w:val="1A1A1A"/>
-          <w:w w:val="115"/>
-          <w:sz w:val="20"/>
-          <w:szCs w:val="20"/>
-        </w:rPr>
-      </w:pPr>
-    </w:p>
-    <w:p>
-      <w:pPr>
-        <w:ind w:left="1700" w:right="1681"/>
-        <w:rPr>
-          <w:rFonts w:asciiTheme="minorHAnsi" w:hAnsiTheme="minorHAnsi" w:cstheme="minorHAnsi"/>
-          <w:color w:val="1A1A1A"/>
-          <w:w w:val="115"/>
-          <w:sz w:val="20"/>
-          <w:szCs w:val="20"/>
-        </w:rPr>
-      </w:pPr>
-    </w:p>
-    <w:p>
-      <w:pPr>
-        <w:ind w:left="1700" w:right="1681"/>
-        <w:rPr>
-          <w:rFonts w:asciiTheme="minorHAnsi" w:hAnsiTheme="minorHAnsi" w:cstheme="minorHAnsi"/>
-          <w:color w:val="1A1A1A"/>
-          <w:w w:val="115"/>
-          <w:sz w:val="20"/>
-          <w:szCs w:val="20"/>
-        </w:rPr>
-      </w:pPr>
-    </w:p>
-    <w:p>
-      <w:pPr>
-        <w:ind w:left="1700" w:right="1681"/>
-        <w:rPr>
-          <w:rFonts w:asciiTheme="minorHAnsi" w:hAnsiTheme="minorHAnsi" w:cstheme="minorHAnsi"/>
-          <w:color w:val="1A1A1A"/>
-          <w:w w:val="115"/>
-          <w:sz w:val="20"/>
-          <w:szCs w:val="20"/>
-        </w:rPr>
-      </w:pPr>
-    </w:p>
-    <w:p>
-      <w:pPr>
-        <w:ind w:left="1700" w:right="1681"/>
-        <w:rPr>
-          <w:rFonts w:asciiTheme="minorHAnsi" w:hAnsiTheme="minorHAnsi" w:cstheme="minorHAnsi"/>
-          <w:color w:val="1A1A1A"/>
-          <w:w w:val="115"/>
-          <w:sz w:val="20"/>
-          <w:szCs w:val="20"/>
-        </w:rPr>
-      </w:pPr>
-    </w:p>
-    <w:p>
-      <w:pPr>
-        <w:ind w:left="1700" w:right="1681"/>
-        <w:rPr>
-          <w:rFonts w:asciiTheme="minorHAnsi" w:hAnsiTheme="minorHAnsi" w:cstheme="minorHAnsi"/>
-          <w:color w:val="1A1A1A"/>
-          <w:w w:val="115"/>
-          <w:sz w:val="20"/>
-          <w:szCs w:val="20"/>
-        </w:rPr>
-      </w:pPr>
-    </w:p>
-    <w:p>
-      <w:pPr>
-        <w:ind w:left="1700" w:right="1681"/>
-        <w:rPr>
-          <w:rFonts w:asciiTheme="minorHAnsi" w:hAnsiTheme="minorHAnsi" w:cstheme="minorHAnsi"/>
-          <w:color w:val="1A1A1A"/>
-          <w:w w:val="115"/>
-          <w:sz w:val="20"/>
-          <w:szCs w:val="20"/>
-        </w:rPr>
-      </w:pPr>
-    </w:p>
-    <w:p>
-      <w:pPr>
-        <w:ind w:left="1700" w:right="1681"/>
-        <w:rPr>
-          <w:rFonts w:asciiTheme="minorHAnsi" w:hAnsiTheme="minorHAnsi" w:cstheme="minorHAnsi"/>
-          <w:color w:val="1A1A1A"/>
-          <w:w w:val="115"/>
-          <w:sz w:val="20"/>
-          <w:szCs w:val="20"/>
-        </w:rPr>
-      </w:pPr>
-    </w:p>
-    <w:p>
-      <w:pPr>
-        <w:ind w:left="1700" w:right="1681"/>
-        <w:rPr>
-          <w:rFonts w:asciiTheme="minorHAnsi" w:hAnsiTheme="minorHAnsi" w:cstheme="minorHAnsi"/>
-          <w:color w:val="1A1A1A"/>
-          <w:w w:val="115"/>
-          <w:sz w:val="20"/>
-          <w:szCs w:val="20"/>
-        </w:rPr>
-      </w:pPr>
-    </w:p>
-    <w:p>
-      <w:pPr>
-        <w:ind w:left="1700" w:right="1681"/>
-        <w:rPr>
-          <w:rFonts w:asciiTheme="minorHAnsi" w:hAnsiTheme="minorHAnsi" w:cstheme="minorHAnsi"/>
-          <w:color w:val="1A1A1A"/>
-          <w:w w:val="115"/>
-          <w:sz w:val="20"/>
-          <w:szCs w:val="20"/>
-        </w:rPr>
-      </w:pPr>
-    </w:p>
-    <w:p>
-      <w:pPr>
-        <w:ind w:left="1700" w:right="1681"/>
-        <w:rPr>
-          <w:rFonts w:asciiTheme="minorHAnsi" w:hAnsiTheme="minorHAnsi" w:cstheme="minorHAnsi"/>
-          <w:color w:val="1A1A1A"/>
-          <w:w w:val="115"/>
-          <w:sz w:val="20"/>
-          <w:szCs w:val="20"/>
-        </w:rPr>
-      </w:pPr>
-    </w:p>
-    <w:p>
-      <w:pPr>
-        <w:ind w:left="1700" w:right="1681"/>
-        <w:rPr>
-          <w:rFonts w:asciiTheme="minorHAnsi" w:hAnsiTheme="minorHAnsi" w:cstheme="minorHAnsi"/>
-          <w:color w:val="1A1A1A"/>
-          <w:w w:val="115"/>
-          <w:sz w:val="20"/>
-          <w:szCs w:val="20"/>
-        </w:rPr>
-      </w:pPr>
-    </w:p>
-    <w:p>
-      <w:pPr>
-        <w:ind w:left="1700" w:right="1681"/>
-        <w:rPr>
-          <w:rFonts w:asciiTheme="minorHAnsi" w:hAnsiTheme="minorHAnsi" w:cstheme="minorHAnsi"/>
-          <w:color w:val="1A1A1A"/>
-          <w:w w:val="115"/>
-          <w:sz w:val="20"/>
-          <w:szCs w:val="20"/>
-        </w:rPr>
-      </w:pPr>
-    </w:p>
-    <w:p>
-      <w:pPr>
-        <w:ind w:left="1700" w:right="1681"/>
-        <w:rPr>
-          <w:rFonts w:asciiTheme="minorHAnsi" w:hAnsiTheme="minorHAnsi" w:cstheme="minorHAnsi"/>
-          <w:color w:val="1A1A1A"/>
-          <w:w w:val="115"/>
-          <w:sz w:val="20"/>
-          <w:szCs w:val="20"/>
-        </w:rPr>
-      </w:pPr>
-    </w:p>
-    <w:p>
-      <w:pPr>
-        <w:ind w:left="1700" w:right="1681"/>
-        <w:rPr>
-          <w:rFonts w:asciiTheme="minorHAnsi" w:hAnsiTheme="minorHAnsi" w:cstheme="minorHAnsi"/>
-          <w:color w:val="1A1A1A"/>
-          <w:w w:val="115"/>
-          <w:sz w:val="20"/>
-          <w:szCs w:val="20"/>
-        </w:rPr>
-      </w:pPr>
-    </w:p>
-    <w:p>
-      <w:pPr>
-        <w:ind w:left="1700" w:right="1681"/>
-        <w:rPr>
-          <w:rFonts w:asciiTheme="minorHAnsi" w:hAnsiTheme="minorHAnsi" w:cstheme="minorHAnsi"/>
-          <w:color w:val="1A1A1A"/>
-          <w:w w:val="115"/>
-          <w:sz w:val="20"/>
-          <w:szCs w:val="20"/>
-        </w:rPr>
-      </w:pPr>
-    </w:p>
-    <w:p>
-      <w:pPr>
-        <w:ind w:left="1700" w:right="1681"/>
-        <w:rPr>
-          <w:rFonts w:asciiTheme="minorHAnsi" w:hAnsiTheme="minorHAnsi" w:cstheme="minorHAnsi"/>
-          <w:color w:val="1A1A1A"/>
-          <w:w w:val="115"/>
-          <w:sz w:val="20"/>
-          <w:szCs w:val="20"/>
-        </w:rPr>
-      </w:pPr>
-    </w:p>
-    <w:p>
-      <w:pPr>
-        <w:ind w:left="1700" w:right="1681"/>
-        <w:rPr>
-          <w:rFonts w:asciiTheme="minorHAnsi" w:hAnsiTheme="minorHAnsi" w:cstheme="minorHAnsi"/>
-          <w:color w:val="1A1A1A"/>
-          <w:w w:val="115"/>
-          <w:sz w:val="20"/>
-          <w:szCs w:val="20"/>
-        </w:rPr>
-      </w:pPr>
-    </w:p>
-    <w:p>
-      <w:pPr>
-        <w:ind w:left="1700" w:right="1681"/>
-        <w:rPr>
-          <w:rFonts w:asciiTheme="minorHAnsi" w:hAnsiTheme="minorHAnsi" w:cstheme="minorHAnsi"/>
-          <w:color w:val="1A1A1A"/>
-          <w:w w:val="115"/>
-          <w:sz w:val="20"/>
-          <w:szCs w:val="20"/>
-        </w:rPr>
-      </w:pPr>
-    </w:p>
-    <w:p>
-      <w:pPr>
-        <w:ind w:left="1700" w:right="1681"/>
-        <w:rPr>
-          <w:rFonts w:asciiTheme="minorHAnsi" w:hAnsiTheme="minorHAnsi" w:cstheme="minorHAnsi"/>
-          <w:color w:val="1A1A1A"/>
-          <w:w w:val="115"/>
-          <w:sz w:val="20"/>
-          <w:szCs w:val="20"/>
-        </w:rPr>
-      </w:pPr>
-    </w:p>
-    <w:p>
-      <w:pPr>
-        <w:spacing w:line="360" w:lineRule="auto"/>
-        <w:rPr>
-          <w:rFonts w:asciiTheme="minorHAnsi" w:hAnsiTheme="minorHAnsi" w:cstheme="minorHAnsi"/>
-          <w:color w:val="1A1A1A"/>
-          <w:w w:val="115"/>
-          <w:sz w:val="20"/>
-          <w:szCs w:val="20"/>
-        </w:rPr>
-      </w:pPr>
-    </w:p>
-    <w:p>
-      <w:pPr>
-        <w:spacing w:line="360" w:lineRule="auto"/>
-        <w:rPr>
-          <w:rFonts w:asciiTheme="minorHAnsi" w:hAnsiTheme="minorHAnsi" w:cstheme="minorHAnsi"/>
+        <w:rPr>
+          <w:rFonts w:cstheme="minorHAnsi"/>
           <w:b/>
           <w:bCs/>
+          <w:color w:val="44546A" w:themeColor="text2"/>
           <w:sz w:val="24"/>
           <w:szCs w:val="24"/>
         </w:rPr>
       </w:pPr>
       <w:r>
         <w:rPr>
-          <w:rFonts w:asciiTheme="minorHAnsi" w:hAnsiTheme="minorHAnsi" w:cstheme="minorHAnsi"/>
+          <w:rFonts w:cstheme="minorHAnsi"/>
           <w:b/>
           <w:bCs/>
+          <w:color w:val="44546A" w:themeColor="text2"/>
           <w:sz w:val="24"/>
           <w:szCs w:val="24"/>
         </w:rPr>
@@ -691,14 +489,14 @@
       <w:pPr>
         <w:spacing w:line="360" w:lineRule="auto"/>
         <w:rPr>
-          <w:rFonts w:asciiTheme="minorHAnsi" w:hAnsiTheme="minorHAnsi" w:cstheme="minorHAnsi"/>
+          <w:rFonts w:cstheme="minorHAnsi"/>
           <w:sz w:val="18"/>
           <w:szCs w:val="18"/>
         </w:rPr>
       </w:pPr>
       <w:r>
         <w:rPr>
-          <w:rFonts w:asciiTheme="minorHAnsi" w:hAnsiTheme="minorHAnsi" w:cstheme="minorHAnsi"/>
+          <w:rFonts w:cstheme="minorHAnsi"/>
           <w:sz w:val="18"/>
           <w:szCs w:val="18"/>
         </w:rPr>
@@ -709,18 +507,20 @@
       <w:pPr>
         <w:spacing w:line="360" w:lineRule="auto"/>
         <w:rPr>
-          <w:rFonts w:asciiTheme="minorHAnsi" w:hAnsiTheme="minorHAnsi" w:cstheme="minorHAnsi"/>
+          <w:rFonts w:cstheme="minorHAnsi"/>
           <w:b/>
           <w:bCs/>
+          <w:color w:val="44546A" w:themeColor="text2"/>
           <w:sz w:val="24"/>
           <w:szCs w:val="24"/>
         </w:rPr>
       </w:pPr>
       <w:r>
         <w:rPr>
-          <w:rFonts w:asciiTheme="minorHAnsi" w:hAnsiTheme="minorHAnsi" w:cstheme="minorHAnsi"/>
+          <w:rFonts w:cstheme="minorHAnsi"/>
           <w:b/>
           <w:bCs/>
+          <w:color w:val="44546A" w:themeColor="text2"/>
           <w:sz w:val="24"/>
           <w:szCs w:val="24"/>
         </w:rPr>
@@ -731,25 +531,36 @@
       <w:pPr>
         <w:spacing w:line="360" w:lineRule="auto"/>
         <w:rPr>
-          <w:rFonts w:asciiTheme="minorHAnsi" w:hAnsiTheme="minorHAnsi" w:cstheme="minorHAnsi"/>
+          <w:rFonts w:cstheme="minorHAnsi"/>
           <w:sz w:val="18"/>
           <w:szCs w:val="18"/>
         </w:rPr>
       </w:pPr>
       <w:r>
         <w:rPr>
-          <w:rFonts w:asciiTheme="minorHAnsi" w:hAnsiTheme="minorHAnsi" w:cstheme="minorHAnsi"/>
+          <w:rFonts w:cstheme="minorHAnsi"/>
+          <w:b/>
+          <w:bCs/>
           <w:sz w:val="18"/>
           <w:szCs w:val="18"/>
         </w:rPr>
         <w:t>Can we build it with the available technology?</w:t>
+      </w:r>
+      <w:r>
+        <w:rPr>
+          <w:rFonts w:cstheme="minorHAnsi"/>
+          <w:sz w:val="18"/>
+          <w:szCs w:val="18"/>
+        </w:rPr>
+        <w:br/>
+        <w:t>This section evaluates whether the project can be successfully developed using current tools, skills, and infrastructure.</w:t>
       </w:r>
     </w:p>
     <w:p>
       <w:pPr>
         <w:spacing w:line="360" w:lineRule="auto"/>
         <w:rPr>
-          <w:rFonts w:asciiTheme="minorHAnsi" w:hAnsiTheme="minorHAnsi" w:cstheme="minorHAnsi"/>
+          <w:rFonts w:cstheme="minorHAnsi"/>
           <w:b/>
           <w:bCs/>
           <w:sz w:val="18"/>
@@ -758,7 +569,7 @@
       </w:pPr>
       <w:r>
         <w:rPr>
-          <w:rFonts w:asciiTheme="minorHAnsi" w:hAnsiTheme="minorHAnsi" w:cstheme="minorHAnsi"/>
+          <w:rFonts w:cstheme="minorHAnsi"/>
           <w:b/>
           <w:bCs/>
           <w:sz w:val="18"/>
@@ -769,53 +580,27 @@
     </w:p>
     <w:p>
       <w:pPr>
-        <w:numPr>
-          <w:ilvl w:val="0"/>
-          <w:numId w:val="9"/>
-        </w:numPr>
         <w:spacing w:line="360" w:lineRule="auto"/>
         <w:rPr>
-          <w:rFonts w:asciiTheme="minorHAnsi" w:hAnsiTheme="minorHAnsi" w:cstheme="minorHAnsi"/>
+          <w:rFonts w:cstheme="minorHAnsi"/>
           <w:sz w:val="18"/>
           <w:szCs w:val="18"/>
         </w:rPr>
       </w:pPr>
       <w:r>
         <w:rPr>
-          <w:rFonts w:asciiTheme="minorHAnsi" w:hAnsiTheme="minorHAnsi" w:cstheme="minorHAnsi"/>
-          <w:sz w:val="18"/>
-          <w:szCs w:val="18"/>
-        </w:rPr>
-        <w:t>Summary of the current infrastructure</w:t>
+          <w:rFonts w:cstheme="minorHAnsi"/>
+          <w:sz w:val="18"/>
+          <w:szCs w:val="18"/>
+        </w:rPr>
+        <w:t>Describe the organization’s existing technical landscape. Include a summary of the current infrastructure—such as servers, networks, and cloud services—and outline the tools, platforms, and technologies already in use. This establishes the baseline against which the new solution will be compared.</w:t>
       </w:r>
     </w:p>
     <w:p>
       <w:pPr>
-        <w:numPr>
-          <w:ilvl w:val="0"/>
-          <w:numId w:val="9"/>
-        </w:numPr>
         <w:spacing w:line="360" w:lineRule="auto"/>
         <w:rPr>
-          <w:rFonts w:asciiTheme="minorHAnsi" w:hAnsiTheme="minorHAnsi" w:cstheme="minorHAnsi"/>
-          <w:sz w:val="18"/>
-          <w:szCs w:val="18"/>
-        </w:rPr>
-      </w:pPr>
-      <w:r>
-        <w:rPr>
-          <w:rFonts w:asciiTheme="minorHAnsi" w:hAnsiTheme="minorHAnsi" w:cstheme="minorHAnsi"/>
-          <w:sz w:val="18"/>
-          <w:szCs w:val="18"/>
-        </w:rPr>
-        <w:t>Existing tools and technologies in use</w:t>
-      </w:r>
-    </w:p>
-    <w:p>
-      <w:pPr>
-        <w:spacing w:line="360" w:lineRule="auto"/>
-        <w:rPr>
-          <w:rFonts w:asciiTheme="minorHAnsi" w:hAnsiTheme="minorHAnsi" w:cstheme="minorHAnsi"/>
+          <w:rFonts w:cstheme="minorHAnsi"/>
           <w:b/>
           <w:bCs/>
           <w:sz w:val="18"/>
@@ -824,7 +609,7 @@
       </w:pPr>
       <w:r>
         <w:rPr>
-          <w:rFonts w:asciiTheme="minorHAnsi" w:hAnsiTheme="minorHAnsi" w:cstheme="minorHAnsi"/>
+          <w:rFonts w:cstheme="minorHAnsi"/>
           <w:b/>
           <w:bCs/>
           <w:sz w:val="18"/>
@@ -835,53 +620,27 @@
     </w:p>
     <w:p>
       <w:pPr>
-        <w:numPr>
-          <w:ilvl w:val="0"/>
-          <w:numId w:val="10"/>
-        </w:numPr>
         <w:spacing w:line="360" w:lineRule="auto"/>
         <w:rPr>
-          <w:rFonts w:asciiTheme="minorHAnsi" w:hAnsiTheme="minorHAnsi" w:cstheme="minorHAnsi"/>
+          <w:rFonts w:cstheme="minorHAnsi"/>
           <w:sz w:val="18"/>
           <w:szCs w:val="18"/>
         </w:rPr>
       </w:pPr>
       <w:r>
         <w:rPr>
-          <w:rFonts w:asciiTheme="minorHAnsi" w:hAnsiTheme="minorHAnsi" w:cstheme="minorHAnsi"/>
-          <w:sz w:val="18"/>
-          <w:szCs w:val="18"/>
-        </w:rPr>
-        <w:t>Outline the proposed architecture</w:t>
+          <w:rFonts w:cstheme="minorHAnsi"/>
+          <w:sz w:val="18"/>
+          <w:szCs w:val="18"/>
+        </w:rPr>
+        <w:t>Present the recommended technical approach and system architecture. Detail the key components, such as the programming languages, frameworks, databases, and third-party services that will be employed. Explain how these technologies will work together to meet the project’s functional and performance requirements.</w:t>
       </w:r>
     </w:p>
     <w:p>
       <w:pPr>
-        <w:numPr>
-          <w:ilvl w:val="0"/>
-          <w:numId w:val="10"/>
-        </w:numPr>
         <w:spacing w:line="360" w:lineRule="auto"/>
         <w:rPr>
-          <w:rFonts w:asciiTheme="minorHAnsi" w:hAnsiTheme="minorHAnsi" w:cstheme="minorHAnsi"/>
-          <w:sz w:val="18"/>
-          <w:szCs w:val="18"/>
-        </w:rPr>
-      </w:pPr>
-      <w:r>
-        <w:rPr>
-          <w:rFonts w:asciiTheme="minorHAnsi" w:hAnsiTheme="minorHAnsi" w:cstheme="minorHAnsi"/>
-          <w:sz w:val="18"/>
-          <w:szCs w:val="18"/>
-        </w:rPr>
-        <w:t>Technologies to be used (programming languages, frameworks, databases, etc.)</w:t>
-      </w:r>
-    </w:p>
-    <w:p>
-      <w:pPr>
-        <w:spacing w:line="360" w:lineRule="auto"/>
-        <w:rPr>
-          <w:rFonts w:asciiTheme="minorHAnsi" w:hAnsiTheme="minorHAnsi" w:cstheme="minorHAnsi"/>
+          <w:rFonts w:cstheme="minorHAnsi"/>
           <w:b/>
           <w:bCs/>
           <w:sz w:val="18"/>
@@ -890,7 +649,7 @@
       </w:pPr>
       <w:r>
         <w:rPr>
-          <w:rFonts w:asciiTheme="minorHAnsi" w:hAnsiTheme="minorHAnsi" w:cstheme="minorHAnsi"/>
+          <w:rFonts w:cstheme="minorHAnsi"/>
           <w:b/>
           <w:bCs/>
           <w:sz w:val="18"/>
@@ -901,53 +660,27 @@
     </w:p>
     <w:p>
       <w:pPr>
-        <w:numPr>
-          <w:ilvl w:val="0"/>
-          <w:numId w:val="11"/>
-        </w:numPr>
         <w:spacing w:line="360" w:lineRule="auto"/>
         <w:rPr>
-          <w:rFonts w:asciiTheme="minorHAnsi" w:hAnsiTheme="minorHAnsi" w:cstheme="minorHAnsi"/>
+          <w:rFonts w:cstheme="minorHAnsi"/>
           <w:sz w:val="18"/>
           <w:szCs w:val="18"/>
         </w:rPr>
       </w:pPr>
       <w:r>
         <w:rPr>
-          <w:rFonts w:asciiTheme="minorHAnsi" w:hAnsiTheme="minorHAnsi" w:cstheme="minorHAnsi"/>
-          <w:sz w:val="18"/>
-          <w:szCs w:val="18"/>
-        </w:rPr>
-        <w:t>Availability of developers, testers, DevOps, etc.</w:t>
+          <w:rFonts w:cstheme="minorHAnsi"/>
+          <w:sz w:val="18"/>
+          <w:szCs w:val="18"/>
+        </w:rPr>
+        <w:t>Assess whether the necessary human and technical resources are accessible. Identify the availability of developers, testers, DevOps engineers, and any other specialists. List the required hardware, software licenses, and other infrastructure elements, and confirm whether they can be secured within the project’s timeline and budget.</w:t>
       </w:r>
     </w:p>
     <w:p>
       <w:pPr>
-        <w:numPr>
-          <w:ilvl w:val="0"/>
-          <w:numId w:val="11"/>
-        </w:numPr>
         <w:spacing w:line="360" w:lineRule="auto"/>
         <w:rPr>
-          <w:rFonts w:asciiTheme="minorHAnsi" w:hAnsiTheme="minorHAnsi" w:cstheme="minorHAnsi"/>
-          <w:sz w:val="18"/>
-          <w:szCs w:val="18"/>
-        </w:rPr>
-      </w:pPr>
-      <w:r>
-        <w:rPr>
-          <w:rFonts w:asciiTheme="minorHAnsi" w:hAnsiTheme="minorHAnsi" w:cstheme="minorHAnsi"/>
-          <w:sz w:val="18"/>
-          <w:szCs w:val="18"/>
-        </w:rPr>
-        <w:t>Required hardware and software</w:t>
-      </w:r>
-    </w:p>
-    <w:p>
-      <w:pPr>
-        <w:spacing w:line="360" w:lineRule="auto"/>
-        <w:rPr>
-          <w:rFonts w:asciiTheme="minorHAnsi" w:hAnsiTheme="minorHAnsi" w:cstheme="minorHAnsi"/>
+          <w:rFonts w:cstheme="minorHAnsi"/>
           <w:b/>
           <w:bCs/>
           <w:sz w:val="18"/>
@@ -956,7 +689,7 @@
       </w:pPr>
       <w:r>
         <w:rPr>
-          <w:rFonts w:asciiTheme="minorHAnsi" w:hAnsiTheme="minorHAnsi" w:cstheme="minorHAnsi"/>
+          <w:rFonts w:cstheme="minorHAnsi"/>
           <w:b/>
           <w:bCs/>
           <w:sz w:val="18"/>
@@ -967,75 +700,27 @@
     </w:p>
     <w:p>
       <w:pPr>
-        <w:numPr>
-          <w:ilvl w:val="0"/>
-          <w:numId w:val="12"/>
-        </w:numPr>
         <w:spacing w:line="360" w:lineRule="auto"/>
         <w:rPr>
-          <w:rFonts w:asciiTheme="minorHAnsi" w:hAnsiTheme="minorHAnsi" w:cstheme="minorHAnsi"/>
+          <w:rFonts w:cstheme="minorHAnsi"/>
           <w:sz w:val="18"/>
           <w:szCs w:val="18"/>
         </w:rPr>
       </w:pPr>
       <w:r>
         <w:rPr>
-          <w:rFonts w:asciiTheme="minorHAnsi" w:hAnsiTheme="minorHAnsi" w:cstheme="minorHAnsi"/>
-          <w:sz w:val="18"/>
-          <w:szCs w:val="18"/>
-        </w:rPr>
-        <w:t>Compatibility issues</w:t>
+          <w:rFonts w:cstheme="minorHAnsi"/>
+          <w:sz w:val="18"/>
+          <w:szCs w:val="18"/>
+        </w:rPr>
+        <w:t>Highlight potential technical challenges and limitations. Discuss compatibility issues with existing systems, possible integration difficulties with external services, and any scalability or performance concerns. Include any known dependencies or factors that could affect delivery.</w:t>
       </w:r>
     </w:p>
     <w:p>
       <w:pPr>
-        <w:numPr>
-          <w:ilvl w:val="0"/>
-          <w:numId w:val="12"/>
-        </w:numPr>
         <w:spacing w:line="360" w:lineRule="auto"/>
         <w:rPr>
-          <w:rFonts w:asciiTheme="minorHAnsi" w:hAnsiTheme="minorHAnsi" w:cstheme="minorHAnsi"/>
-          <w:sz w:val="18"/>
-          <w:szCs w:val="18"/>
-        </w:rPr>
-      </w:pPr>
-      <w:r>
-        <w:rPr>
-          <w:rFonts w:asciiTheme="minorHAnsi" w:hAnsiTheme="minorHAnsi" w:cstheme="minorHAnsi"/>
-          <w:sz w:val="18"/>
-          <w:szCs w:val="18"/>
-        </w:rPr>
-        <w:t>Integration challenges</w:t>
-      </w:r>
-    </w:p>
-    <w:p>
-      <w:pPr>
-        <w:numPr>
-          <w:ilvl w:val="0"/>
-          <w:numId w:val="12"/>
-        </w:numPr>
-        <w:spacing w:line="360" w:lineRule="auto"/>
-        <w:rPr>
-          <w:rFonts w:asciiTheme="minorHAnsi" w:hAnsiTheme="minorHAnsi" w:cstheme="minorHAnsi"/>
-          <w:sz w:val="18"/>
-          <w:szCs w:val="18"/>
-        </w:rPr>
-      </w:pPr>
-      <w:r>
-        <w:rPr>
-          <w:rFonts w:asciiTheme="minorHAnsi" w:hAnsiTheme="minorHAnsi" w:cstheme="minorHAnsi"/>
-          <w:sz w:val="18"/>
-          <w:szCs w:val="18"/>
-        </w:rPr>
-        <w:t>Scalability concerns</w:t>
-      </w:r>
-    </w:p>
-    <w:p>
-      <w:pPr>
-        <w:spacing w:line="360" w:lineRule="auto"/>
-        <w:rPr>
-          <w:rFonts w:asciiTheme="minorHAnsi" w:hAnsiTheme="minorHAnsi" w:cstheme="minorHAnsi"/>
+          <w:rFonts w:cstheme="minorHAnsi"/>
           <w:b/>
           <w:bCs/>
           <w:sz w:val="18"/>
@@ -1044,7 +729,7 @@
       </w:pPr>
       <w:r>
         <w:rPr>
-          <w:rFonts w:asciiTheme="minorHAnsi" w:hAnsiTheme="minorHAnsi" w:cstheme="minorHAnsi"/>
+          <w:rFonts w:cstheme="minorHAnsi"/>
           <w:b/>
           <w:bCs/>
           <w:sz w:val="18"/>
@@ -1057,68 +742,38 @@
       <w:pPr>
         <w:spacing w:line="360" w:lineRule="auto"/>
         <w:rPr>
-          <w:rFonts w:asciiTheme="minorHAnsi" w:hAnsiTheme="minorHAnsi" w:cstheme="minorHAnsi"/>
+          <w:rFonts w:cstheme="minorHAnsi"/>
           <w:sz w:val="18"/>
           <w:szCs w:val="18"/>
         </w:rPr>
       </w:pPr>
       <w:r>
         <w:rPr>
-          <w:rFonts w:asciiTheme="minorHAnsi" w:hAnsiTheme="minorHAnsi" w:cstheme="minorHAnsi"/>
-          <w:sz w:val="18"/>
-          <w:szCs w:val="18"/>
-        </w:rPr>
-        <w:t xml:space="preserve">e.g., </w:t>
-      </w:r>
-      <w:r>
-        <w:rPr>
-          <w:rFonts w:asciiTheme="minorHAnsi" w:hAnsiTheme="minorHAnsi" w:cstheme="minorHAnsi"/>
-          <w:i/>
-          <w:iCs/>
-          <w:sz w:val="18"/>
-          <w:szCs w:val="18"/>
-        </w:rPr>
-        <w:t xml:space="preserve">"The technical feasibility is </w:t>
-      </w:r>
-      <w:r>
-        <w:rPr>
-          <w:rFonts w:asciiTheme="minorHAnsi" w:hAnsiTheme="minorHAnsi" w:cstheme="minorHAnsi"/>
-          <w:b/>
-          <w:bCs/>
-          <w:i/>
-          <w:iCs/>
-          <w:sz w:val="18"/>
-          <w:szCs w:val="18"/>
-        </w:rPr>
-        <w:t>favorable</w:t>
-      </w:r>
-      <w:r>
-        <w:rPr>
-          <w:rFonts w:asciiTheme="minorHAnsi" w:hAnsiTheme="minorHAnsi" w:cstheme="minorHAnsi"/>
-          <w:i/>
-          <w:iCs/>
-          <w:sz w:val="18"/>
-          <w:szCs w:val="18"/>
-        </w:rPr>
-        <w:t xml:space="preserve"> since our team has prior experience with all proposed technologies, and required tools are readily available."</w:t>
+          <w:rFonts w:cstheme="minorHAnsi"/>
+          <w:sz w:val="18"/>
+          <w:szCs w:val="18"/>
+        </w:rPr>
+        <w:t>Provide a clear statement on overall feasibility.</w:t>
       </w:r>
     </w:p>
     <w:p>
       <w:pPr>
         <w:spacing w:line="360" w:lineRule="auto"/>
         <w:rPr>
-          <w:rFonts w:asciiTheme="minorHAnsi" w:hAnsiTheme="minorHAnsi" w:cstheme="minorHAnsi"/>
+          <w:rFonts w:cstheme="minorHAnsi"/>
           <w:b/>
           <w:bCs/>
+          <w:color w:val="44546A" w:themeColor="text2"/>
           <w:sz w:val="24"/>
           <w:szCs w:val="24"/>
         </w:rPr>
       </w:pPr>
       <w:r>
         <w:rPr>
-          <w:rFonts w:asciiTheme="minorHAnsi" w:hAnsiTheme="minorHAnsi" w:cstheme="minorHAnsi"/>
+          <w:rFonts w:cstheme="minorHAnsi"/>
           <w:b/>
           <w:bCs/>
+          <w:color w:val="44546A" w:themeColor="text2"/>
           <w:sz w:val="24"/>
           <w:szCs w:val="24"/>
         </w:rPr>
@@ -1129,25 +784,36 @@
       <w:pPr>
         <w:spacing w:line="360" w:lineRule="auto"/>
         <w:rPr>
-          <w:rFonts w:asciiTheme="minorHAnsi" w:hAnsiTheme="minorHAnsi" w:cstheme="minorHAnsi"/>
+          <w:rFonts w:cstheme="minorHAnsi"/>
           <w:sz w:val="18"/>
           <w:szCs w:val="18"/>
         </w:rPr>
       </w:pPr>
       <w:r>
         <w:rPr>
-          <w:rFonts w:asciiTheme="minorHAnsi" w:hAnsiTheme="minorHAnsi" w:cstheme="minorHAnsi"/>
-          <w:sz w:val="18"/>
-          <w:szCs w:val="18"/>
-        </w:rPr>
-        <w:t>Will it work in our organization, and will people use it?</w:t>
+          <w:rFonts w:cstheme="minorHAnsi"/>
+          <w:b/>
+          <w:bCs/>
+          <w:sz w:val="18"/>
+          <w:szCs w:val="18"/>
+        </w:rPr>
+        <w:t>Will it work within our organization, and will people actually use it?</w:t>
+      </w:r>
+      <w:r>
+        <w:rPr>
+          <w:rFonts w:cstheme="minorHAnsi"/>
+          <w:sz w:val="18"/>
+          <w:szCs w:val="18"/>
+        </w:rPr>
+        <w:br/>
+        <w:t>This section evaluates how well the proposed system fits the organization’s operations, culture, and user needs.</w:t>
       </w:r>
     </w:p>
     <w:p>
       <w:pPr>
         <w:spacing w:line="360" w:lineRule="auto"/>
         <w:rPr>
-          <w:rFonts w:asciiTheme="minorHAnsi" w:hAnsiTheme="minorHAnsi" w:cstheme="minorHAnsi"/>
+          <w:rFonts w:cstheme="minorHAnsi"/>
           <w:b/>
           <w:bCs/>
           <w:sz w:val="18"/>
@@ -1156,7 +822,7 @@
       </w:pPr>
       <w:r>
         <w:rPr>
-          <w:rFonts w:asciiTheme="minorHAnsi" w:hAnsiTheme="minorHAnsi" w:cstheme="minorHAnsi"/>
+          <w:rFonts w:cstheme="minorHAnsi"/>
           <w:b/>
           <w:bCs/>
           <w:sz w:val="18"/>
@@ -1167,53 +833,27 @@
     </w:p>
     <w:p>
       <w:pPr>
-        <w:numPr>
-          <w:ilvl w:val="0"/>
-          <w:numId w:val="13"/>
-        </w:numPr>
         <w:spacing w:line="360" w:lineRule="auto"/>
         <w:rPr>
-          <w:rFonts w:asciiTheme="minorHAnsi" w:hAnsiTheme="minorHAnsi" w:cstheme="minorHAnsi"/>
+          <w:rFonts w:cstheme="minorHAnsi"/>
           <w:sz w:val="18"/>
           <w:szCs w:val="18"/>
         </w:rPr>
       </w:pPr>
       <w:r>
         <w:rPr>
-          <w:rFonts w:asciiTheme="minorHAnsi" w:hAnsiTheme="minorHAnsi" w:cstheme="minorHAnsi"/>
-          <w:sz w:val="18"/>
-          <w:szCs w:val="18"/>
-        </w:rPr>
-        <w:t>How will the system impact users and stakeholders?</w:t>
+          <w:rFonts w:cstheme="minorHAnsi"/>
+          <w:sz w:val="18"/>
+          <w:szCs w:val="18"/>
+        </w:rPr>
+        <w:t>Explain how the system will affect all key stakeholders, including employees, management, and customers. Describe whether it will streamline workflows, improve efficiency, or introduce potential disruptions during implementation.</w:t>
       </w:r>
     </w:p>
     <w:p>
       <w:pPr>
-        <w:numPr>
-          <w:ilvl w:val="0"/>
-          <w:numId w:val="13"/>
-        </w:numPr>
         <w:spacing w:line="360" w:lineRule="auto"/>
         <w:rPr>
-          <w:rFonts w:asciiTheme="minorHAnsi" w:hAnsiTheme="minorHAnsi" w:cstheme="minorHAnsi"/>
-          <w:sz w:val="18"/>
-          <w:szCs w:val="18"/>
-        </w:rPr>
-      </w:pPr>
-      <w:r>
-        <w:rPr>
-          <w:rFonts w:asciiTheme="minorHAnsi" w:hAnsiTheme="minorHAnsi" w:cstheme="minorHAnsi"/>
-          <w:sz w:val="18"/>
-          <w:szCs w:val="18"/>
-        </w:rPr>
-        <w:t>Will it improve workflow or cause disruptions?</w:t>
-      </w:r>
-    </w:p>
-    <w:p>
-      <w:pPr>
-        <w:spacing w:line="360" w:lineRule="auto"/>
-        <w:rPr>
-          <w:rFonts w:asciiTheme="minorHAnsi" w:hAnsiTheme="minorHAnsi" w:cstheme="minorHAnsi"/>
+          <w:rFonts w:cstheme="minorHAnsi"/>
           <w:b/>
           <w:bCs/>
           <w:sz w:val="18"/>
@@ -1222,64 +862,39 @@
       </w:pPr>
       <w:r>
         <w:rPr>
-          <w:rFonts w:asciiTheme="minorHAnsi" w:hAnsiTheme="minorHAnsi" w:cstheme="minorHAnsi"/>
+          <w:rFonts w:cstheme="minorHAnsi"/>
           <w:b/>
           <w:bCs/>
           <w:sz w:val="18"/>
           <w:szCs w:val="18"/>
         </w:rPr>
+        <w:lastRenderedPageBreak/>
         <w:t>Business Process Alignment</w:t>
       </w:r>
     </w:p>
     <w:p>
       <w:pPr>
-        <w:numPr>
-          <w:ilvl w:val="0"/>
-          <w:numId w:val="14"/>
-        </w:numPr>
         <w:spacing w:line="360" w:lineRule="auto"/>
         <w:rPr>
-          <w:rFonts w:asciiTheme="minorHAnsi" w:hAnsiTheme="minorHAnsi" w:cstheme="minorHAnsi"/>
+          <w:rFonts w:cstheme="minorHAnsi"/>
           <w:sz w:val="18"/>
           <w:szCs w:val="18"/>
         </w:rPr>
       </w:pPr>
       <w:r>
         <w:rPr>
-          <w:rFonts w:asciiTheme="minorHAnsi" w:hAnsiTheme="minorHAnsi" w:cstheme="minorHAnsi"/>
-          <w:sz w:val="18"/>
-          <w:szCs w:val="18"/>
-        </w:rPr>
-        <w:t>Does the solution fit current workflows?</w:t>
+          <w:rFonts w:cstheme="minorHAnsi"/>
+          <w:sz w:val="18"/>
+          <w:szCs w:val="18"/>
+        </w:rPr>
+        <w:t>Assess how well the solution integrates with current workflows and business practices. Identify whether existing policies, procedures, or approval processes need to be updated, and specify if any significant changes to organizational operations will be required.</w:t>
       </w:r>
     </w:p>
     <w:p>
       <w:pPr>
-        <w:numPr>
-          <w:ilvl w:val="0"/>
-          <w:numId w:val="14"/>
-        </w:numPr>
         <w:spacing w:line="360" w:lineRule="auto"/>
         <w:rPr>
-          <w:rFonts w:asciiTheme="minorHAnsi" w:hAnsiTheme="minorHAnsi" w:cstheme="minorHAnsi"/>
-          <w:sz w:val="18"/>
-          <w:szCs w:val="18"/>
-        </w:rPr>
-      </w:pPr>
-      <w:r>
-        <w:rPr>
-          <w:rFonts w:asciiTheme="minorHAnsi" w:hAnsiTheme="minorHAnsi" w:cstheme="minorHAnsi"/>
-          <w:sz w:val="18"/>
-          <w:szCs w:val="18"/>
-        </w:rPr>
-        <w:t>Will it require changes in policy or retraining?</w:t>
-      </w:r>
-    </w:p>
-    <w:p>
-      <w:pPr>
-        <w:spacing w:line="360" w:lineRule="auto"/>
-        <w:rPr>
-          <w:rFonts w:asciiTheme="minorHAnsi" w:hAnsiTheme="minorHAnsi" w:cstheme="minorHAnsi"/>
+          <w:rFonts w:cstheme="minorHAnsi"/>
           <w:b/>
           <w:bCs/>
           <w:sz w:val="18"/>
@@ -1288,7 +903,7 @@
       </w:pPr>
       <w:r>
         <w:rPr>
-          <w:rFonts w:asciiTheme="minorHAnsi" w:hAnsiTheme="minorHAnsi" w:cstheme="minorHAnsi"/>
+          <w:rFonts w:cstheme="minorHAnsi"/>
           <w:b/>
           <w:bCs/>
           <w:sz w:val="18"/>
@@ -1299,53 +914,27 @@
     </w:p>
     <w:p>
       <w:pPr>
-        <w:numPr>
-          <w:ilvl w:val="0"/>
-          <w:numId w:val="15"/>
-        </w:numPr>
         <w:spacing w:line="360" w:lineRule="auto"/>
         <w:rPr>
-          <w:rFonts w:asciiTheme="minorHAnsi" w:hAnsiTheme="minorHAnsi" w:cstheme="minorHAnsi"/>
+          <w:rFonts w:cstheme="minorHAnsi"/>
           <w:sz w:val="18"/>
           <w:szCs w:val="18"/>
         </w:rPr>
       </w:pPr>
       <w:r>
         <w:rPr>
-          <w:rFonts w:asciiTheme="minorHAnsi" w:hAnsiTheme="minorHAnsi" w:cstheme="minorHAnsi"/>
-          <w:sz w:val="18"/>
-          <w:szCs w:val="18"/>
-        </w:rPr>
-        <w:t>Skills of users to adopt the system</w:t>
+          <w:rFonts w:cstheme="minorHAnsi"/>
+          <w:sz w:val="18"/>
+          <w:szCs w:val="18"/>
+        </w:rPr>
+        <w:t>Evaluate the readiness of end users to adopt the new system. Consider their current skill levels, comfort with technology, and potential learning curve. Outline the training programs, documentation, or support resources needed to ensure smooth adoption.</w:t>
       </w:r>
     </w:p>
     <w:p>
       <w:pPr>
-        <w:numPr>
-          <w:ilvl w:val="0"/>
-          <w:numId w:val="15"/>
-        </w:numPr>
         <w:spacing w:line="360" w:lineRule="auto"/>
         <w:rPr>
-          <w:rFonts w:asciiTheme="minorHAnsi" w:hAnsiTheme="minorHAnsi" w:cstheme="minorHAnsi"/>
-          <w:sz w:val="18"/>
-          <w:szCs w:val="18"/>
-        </w:rPr>
-      </w:pPr>
-      <w:r>
-        <w:rPr>
-          <w:rFonts w:asciiTheme="minorHAnsi" w:hAnsiTheme="minorHAnsi" w:cstheme="minorHAnsi"/>
-          <w:sz w:val="18"/>
-          <w:szCs w:val="18"/>
-        </w:rPr>
-        <w:t>Training requirements</w:t>
-      </w:r>
-    </w:p>
-    <w:p>
-      <w:pPr>
-        <w:spacing w:line="360" w:lineRule="auto"/>
-        <w:rPr>
-          <w:rFonts w:asciiTheme="minorHAnsi" w:hAnsiTheme="minorHAnsi" w:cstheme="minorHAnsi"/>
+          <w:rFonts w:cstheme="minorHAnsi"/>
           <w:b/>
           <w:bCs/>
           <w:sz w:val="18"/>
@@ -1354,7 +943,7 @@
       </w:pPr>
       <w:r>
         <w:rPr>
-          <w:rFonts w:asciiTheme="minorHAnsi" w:hAnsiTheme="minorHAnsi" w:cstheme="minorHAnsi"/>
+          <w:rFonts w:cstheme="minorHAnsi"/>
           <w:b/>
           <w:bCs/>
           <w:sz w:val="18"/>
@@ -1365,53 +954,27 @@
     </w:p>
     <w:p>
       <w:pPr>
-        <w:numPr>
-          <w:ilvl w:val="0"/>
-          <w:numId w:val="16"/>
-        </w:numPr>
         <w:spacing w:line="360" w:lineRule="auto"/>
         <w:rPr>
-          <w:rFonts w:asciiTheme="minorHAnsi" w:hAnsiTheme="minorHAnsi" w:cstheme="minorHAnsi"/>
+          <w:rFonts w:cstheme="minorHAnsi"/>
           <w:sz w:val="18"/>
           <w:szCs w:val="18"/>
         </w:rPr>
       </w:pPr>
       <w:r>
         <w:rPr>
-          <w:rFonts w:asciiTheme="minorHAnsi" w:hAnsiTheme="minorHAnsi" w:cstheme="minorHAnsi"/>
-          <w:sz w:val="18"/>
-          <w:szCs w:val="18"/>
-        </w:rPr>
-        <w:t>Who will maintain the system?</w:t>
+          <w:rFonts w:cstheme="minorHAnsi"/>
+          <w:sz w:val="18"/>
+          <w:szCs w:val="18"/>
+        </w:rPr>
+        <w:t>Define who will be responsible for maintaining the system once deployed. Include details about the internal support team’s capacity, any third-party service providers involved, and how ongoing updates, troubleshooting, and user assistance will be handled.</w:t>
       </w:r>
     </w:p>
     <w:p>
       <w:pPr>
-        <w:numPr>
-          <w:ilvl w:val="0"/>
-          <w:numId w:val="16"/>
-        </w:numPr>
         <w:spacing w:line="360" w:lineRule="auto"/>
         <w:rPr>
-          <w:rFonts w:asciiTheme="minorHAnsi" w:hAnsiTheme="minorHAnsi" w:cstheme="minorHAnsi"/>
-          <w:sz w:val="18"/>
-          <w:szCs w:val="18"/>
-        </w:rPr>
-      </w:pPr>
-      <w:r>
-        <w:rPr>
-          <w:rFonts w:asciiTheme="minorHAnsi" w:hAnsiTheme="minorHAnsi" w:cstheme="minorHAnsi"/>
-          <w:sz w:val="18"/>
-          <w:szCs w:val="18"/>
-        </w:rPr>
-        <w:t>Internal support readiness</w:t>
-      </w:r>
-    </w:p>
-    <w:p>
-      <w:pPr>
-        <w:spacing w:line="360" w:lineRule="auto"/>
-        <w:rPr>
-          <w:rFonts w:asciiTheme="minorHAnsi" w:hAnsiTheme="minorHAnsi" w:cstheme="minorHAnsi"/>
+          <w:rFonts w:cstheme="minorHAnsi"/>
           <w:b/>
           <w:bCs/>
           <w:sz w:val="18"/>
@@ -1420,7 +983,7 @@
       </w:pPr>
       <w:r>
         <w:rPr>
-          <w:rFonts w:asciiTheme="minorHAnsi" w:hAnsiTheme="minorHAnsi" w:cstheme="minorHAnsi"/>
+          <w:rFonts w:cstheme="minorHAnsi"/>
           <w:b/>
           <w:bCs/>
           <w:sz w:val="18"/>
@@ -1433,72 +996,41 @@
       <w:pPr>
         <w:spacing w:line="360" w:lineRule="auto"/>
         <w:rPr>
-          <w:rFonts w:asciiTheme="minorHAnsi" w:hAnsiTheme="minorHAnsi" w:cstheme="minorHAnsi"/>
+          <w:rFonts w:cstheme="minorHAnsi"/>
           <w:sz w:val="18"/>
           <w:szCs w:val="18"/>
         </w:rPr>
       </w:pPr>
       <w:r>
         <w:rPr>
-          <w:rFonts w:asciiTheme="minorHAnsi" w:hAnsiTheme="minorHAnsi" w:cstheme="minorHAnsi"/>
-          <w:sz w:val="18"/>
-          <w:szCs w:val="18"/>
-        </w:rPr>
-        <w:t xml:space="preserve">e.g., </w:t>
-      </w:r>
-      <w:r>
-        <w:rPr>
-          <w:rFonts w:asciiTheme="minorHAnsi" w:hAnsiTheme="minorHAnsi" w:cstheme="minorHAnsi"/>
-          <w:i/>
-          <w:iCs/>
-          <w:sz w:val="18"/>
-          <w:szCs w:val="18"/>
-        </w:rPr>
-        <w:t xml:space="preserve">"Operational feasibility is </w:t>
-      </w:r>
-      <w:r>
-        <w:rPr>
-          <w:rFonts w:asciiTheme="minorHAnsi" w:hAnsiTheme="minorHAnsi" w:cstheme="minorHAnsi"/>
-          <w:b/>
-          <w:bCs/>
-          <w:i/>
-          <w:iCs/>
-          <w:sz w:val="18"/>
-          <w:szCs w:val="18"/>
-        </w:rPr>
-        <w:t>moderate</w:t>
-      </w:r>
-      <w:r>
-        <w:rPr>
-          <w:rFonts w:asciiTheme="minorHAnsi" w:hAnsiTheme="minorHAnsi" w:cstheme="minorHAnsi"/>
-          <w:i/>
-          <w:iCs/>
-          <w:sz w:val="18"/>
-          <w:szCs w:val="18"/>
-        </w:rPr>
-        <w:t>. The system aligns with our goals, but minor retraining and process updates will be necessary."</w:t>
+          <w:rFonts w:cstheme="minorHAnsi"/>
+          <w:sz w:val="18"/>
+          <w:szCs w:val="18"/>
+        </w:rPr>
+        <w:t>Provide a concise judgment of overall operational feasibility.</w:t>
       </w:r>
     </w:p>
     <w:p>
       <w:pPr>
         <w:spacing w:line="360" w:lineRule="auto"/>
         <w:rPr>
-          <w:rFonts w:asciiTheme="minorHAnsi" w:hAnsiTheme="minorHAnsi" w:cstheme="minorHAnsi"/>
+          <w:rFonts w:cstheme="minorHAnsi"/>
           <w:b/>
           <w:bCs/>
+          <w:color w:val="44546A" w:themeColor="text2"/>
           <w:sz w:val="24"/>
           <w:szCs w:val="24"/>
         </w:rPr>
       </w:pPr>
       <w:r>
         <w:rPr>
-          <w:rFonts w:asciiTheme="minorHAnsi" w:hAnsiTheme="minorHAnsi" w:cstheme="minorHAnsi"/>
+          <w:rFonts w:cstheme="minorHAnsi"/>
           <w:b/>
           <w:bCs/>
+          <w:color w:val="44546A" w:themeColor="text2"/>
           <w:sz w:val="24"/>
           <w:szCs w:val="24"/>
         </w:rPr>
-        <w:lastRenderedPageBreak/>
         <w:t>Financial Feasibility</w:t>
       </w:r>
     </w:p>
@@ -1506,40 +1038,29 @@
       <w:pPr>
         <w:spacing w:line="360" w:lineRule="auto"/>
         <w:rPr>
-          <w:rFonts w:asciiTheme="minorHAnsi" w:hAnsiTheme="minorHAnsi" w:cstheme="minorHAnsi"/>
+          <w:rFonts w:cstheme="minorHAnsi"/>
           <w:sz w:val="18"/>
           <w:szCs w:val="18"/>
         </w:rPr>
       </w:pPr>
       <w:r>
         <w:rPr>
-          <w:rFonts w:asciiTheme="minorHAnsi" w:hAnsiTheme="minorHAnsi" w:cstheme="minorHAnsi"/>
+          <w:rFonts w:cstheme="minorHAnsi"/>
+          <w:b/>
+          <w:bCs/>
           <w:sz w:val="18"/>
           <w:szCs w:val="18"/>
         </w:rPr>
         <w:t>Is the project worth the cost?</w:t>
       </w:r>
-    </w:p>
-    <w:p>
-      <w:pPr>
-        <w:spacing w:line="360" w:lineRule="auto"/>
-        <w:rPr>
-          <w:rFonts w:asciiTheme="minorHAnsi" w:hAnsiTheme="minorHAnsi" w:cstheme="minorHAnsi"/>
-          <w:b/>
-          <w:bCs/>
-          <w:sz w:val="18"/>
-          <w:szCs w:val="18"/>
-        </w:rPr>
-      </w:pPr>
       <w:r>
         <w:rPr>
-          <w:rFonts w:asciiTheme="minorHAnsi" w:hAnsiTheme="minorHAnsi" w:cstheme="minorHAnsi"/>
-          <w:b/>
-          <w:bCs/>
-          <w:sz w:val="18"/>
-          <w:szCs w:val="18"/>
-        </w:rPr>
-        <w:t>Estimated Costs</w:t>
+          <w:rFonts w:cstheme="minorHAnsi"/>
+          <w:sz w:val="18"/>
+          <w:szCs w:val="18"/>
+        </w:rPr>
+        <w:br/>
+        <w:t>This section analyzes projected expenses and evaluates whether the expected return justifies the investment.</w:t>
       </w:r>
     </w:p>
     <w:tbl>
@@ -1562,7 +1083,7 @@
             <w:pPr>
               <w:spacing w:line="360" w:lineRule="auto"/>
               <w:rPr>
-                <w:rFonts w:asciiTheme="minorHAnsi" w:hAnsiTheme="minorHAnsi" w:cstheme="minorHAnsi"/>
+                <w:rFonts w:cstheme="minorHAnsi"/>
                 <w:b/>
                 <w:bCs/>
                 <w:sz w:val="18"/>
@@ -1571,7 +1092,7 @@
             </w:pPr>
             <w:r>
               <w:rPr>
-                <w:rFonts w:asciiTheme="minorHAnsi" w:hAnsiTheme="minorHAnsi" w:cstheme="minorHAnsi"/>
+                <w:rFonts w:cstheme="minorHAnsi"/>
                 <w:b/>
                 <w:bCs/>
                 <w:sz w:val="18"/>
@@ -1590,7 +1111,7 @@
             <w:pPr>
               <w:spacing w:line="360" w:lineRule="auto"/>
               <w:rPr>
-                <w:rFonts w:asciiTheme="minorHAnsi" w:hAnsiTheme="minorHAnsi" w:cstheme="minorHAnsi"/>
+                <w:rFonts w:cstheme="minorHAnsi"/>
                 <w:b/>
                 <w:bCs/>
                 <w:sz w:val="18"/>
@@ -1599,7 +1120,7 @@
             </w:pPr>
             <w:r>
               <w:rPr>
-                <w:rFonts w:asciiTheme="minorHAnsi" w:hAnsiTheme="minorHAnsi" w:cstheme="minorHAnsi"/>
+                <w:rFonts w:cstheme="minorHAnsi"/>
                 <w:b/>
                 <w:bCs/>
                 <w:sz w:val="18"/>
@@ -1620,14 +1141,14 @@
             <w:pPr>
               <w:spacing w:line="360" w:lineRule="auto"/>
               <w:rPr>
-                <w:rFonts w:asciiTheme="minorHAnsi" w:hAnsiTheme="minorHAnsi" w:cstheme="minorHAnsi"/>
+                <w:rFonts w:cstheme="minorHAnsi"/>
                 <w:sz w:val="18"/>
                 <w:szCs w:val="18"/>
               </w:rPr>
             </w:pPr>
             <w:r>
               <w:rPr>
-                <w:rFonts w:asciiTheme="minorHAnsi" w:hAnsiTheme="minorHAnsi" w:cstheme="minorHAnsi"/>
+                <w:rFonts w:cstheme="minorHAnsi"/>
                 <w:sz w:val="18"/>
                 <w:szCs w:val="18"/>
               </w:rPr>
@@ -1644,14 +1165,14 @@
             <w:pPr>
               <w:spacing w:line="360" w:lineRule="auto"/>
               <w:rPr>
-                <w:rFonts w:asciiTheme="minorHAnsi" w:hAnsiTheme="minorHAnsi" w:cstheme="minorHAnsi"/>
+                <w:rFonts w:cstheme="minorHAnsi"/>
                 <w:sz w:val="18"/>
                 <w:szCs w:val="18"/>
               </w:rPr>
             </w:pPr>
             <w:r>
               <w:rPr>
-                <w:rFonts w:asciiTheme="minorHAnsi" w:hAnsiTheme="minorHAnsi" w:cstheme="minorHAnsi"/>
+                <w:rFonts w:cstheme="minorHAnsi"/>
                 <w:sz w:val="18"/>
                 <w:szCs w:val="18"/>
               </w:rPr>
@@ -1670,14 +1191,14 @@
             <w:pPr>
               <w:spacing w:line="360" w:lineRule="auto"/>
               <w:rPr>
-                <w:rFonts w:asciiTheme="minorHAnsi" w:hAnsiTheme="minorHAnsi" w:cstheme="minorHAnsi"/>
+                <w:rFonts w:cstheme="minorHAnsi"/>
                 <w:sz w:val="18"/>
                 <w:szCs w:val="18"/>
               </w:rPr>
             </w:pPr>
             <w:r>
               <w:rPr>
-                <w:rFonts w:asciiTheme="minorHAnsi" w:hAnsiTheme="minorHAnsi" w:cstheme="minorHAnsi"/>
+                <w:rFonts w:cstheme="minorHAnsi"/>
                 <w:sz w:val="18"/>
                 <w:szCs w:val="18"/>
               </w:rPr>
@@ -1694,14 +1215,14 @@
             <w:pPr>
               <w:spacing w:line="360" w:lineRule="auto"/>
               <w:rPr>
-                <w:rFonts w:asciiTheme="minorHAnsi" w:hAnsiTheme="minorHAnsi" w:cstheme="minorHAnsi"/>
+                <w:rFonts w:cstheme="minorHAnsi"/>
                 <w:sz w:val="18"/>
                 <w:szCs w:val="18"/>
               </w:rPr>
             </w:pPr>
             <w:r>
               <w:rPr>
-                <w:rFonts w:asciiTheme="minorHAnsi" w:hAnsiTheme="minorHAnsi" w:cstheme="minorHAnsi"/>
+                <w:rFonts w:cstheme="minorHAnsi"/>
                 <w:sz w:val="18"/>
                 <w:szCs w:val="18"/>
               </w:rPr>
@@ -1720,14 +1241,14 @@
             <w:pPr>
               <w:spacing w:line="360" w:lineRule="auto"/>
               <w:rPr>
-                <w:rFonts w:asciiTheme="minorHAnsi" w:hAnsiTheme="minorHAnsi" w:cstheme="minorHAnsi"/>
+                <w:rFonts w:cstheme="minorHAnsi"/>
                 <w:sz w:val="18"/>
                 <w:szCs w:val="18"/>
               </w:rPr>
             </w:pPr>
             <w:r>
               <w:rPr>
-                <w:rFonts w:asciiTheme="minorHAnsi" w:hAnsiTheme="minorHAnsi" w:cstheme="minorHAnsi"/>
+                <w:rFonts w:cstheme="minorHAnsi"/>
                 <w:sz w:val="18"/>
                 <w:szCs w:val="18"/>
               </w:rPr>
@@ -1744,14 +1265,14 @@
             <w:pPr>
               <w:spacing w:line="360" w:lineRule="auto"/>
               <w:rPr>
-                <w:rFonts w:asciiTheme="minorHAnsi" w:hAnsiTheme="minorHAnsi" w:cstheme="minorHAnsi"/>
+                <w:rFonts w:cstheme="minorHAnsi"/>
                 <w:sz w:val="18"/>
                 <w:szCs w:val="18"/>
               </w:rPr>
             </w:pPr>
             <w:r>
               <w:rPr>
-                <w:rFonts w:asciiTheme="minorHAnsi" w:hAnsiTheme="minorHAnsi" w:cstheme="minorHAnsi"/>
+                <w:rFonts w:cstheme="minorHAnsi"/>
                 <w:sz w:val="18"/>
                 <w:szCs w:val="18"/>
               </w:rPr>
@@ -1770,14 +1291,14 @@
             <w:pPr>
               <w:spacing w:line="360" w:lineRule="auto"/>
               <w:rPr>
-                <w:rFonts w:asciiTheme="minorHAnsi" w:hAnsiTheme="minorHAnsi" w:cstheme="minorHAnsi"/>
+                <w:rFonts w:cstheme="minorHAnsi"/>
                 <w:sz w:val="18"/>
                 <w:szCs w:val="18"/>
               </w:rPr>
             </w:pPr>
             <w:r>
               <w:rPr>
-                <w:rFonts w:asciiTheme="minorHAnsi" w:hAnsiTheme="minorHAnsi" w:cstheme="minorHAnsi"/>
+                <w:rFonts w:cstheme="minorHAnsi"/>
                 <w:sz w:val="18"/>
                 <w:szCs w:val="18"/>
               </w:rPr>
@@ -1794,14 +1315,14 @@
             <w:pPr>
               <w:spacing w:line="360" w:lineRule="auto"/>
               <w:rPr>
-                <w:rFonts w:asciiTheme="minorHAnsi" w:hAnsiTheme="minorHAnsi" w:cstheme="minorHAnsi"/>
+                <w:rFonts w:cstheme="minorHAnsi"/>
                 <w:sz w:val="18"/>
                 <w:szCs w:val="18"/>
               </w:rPr>
             </w:pPr>
             <w:r>
               <w:rPr>
-                <w:rFonts w:asciiTheme="minorHAnsi" w:hAnsiTheme="minorHAnsi" w:cstheme="minorHAnsi"/>
+                <w:rFonts w:cstheme="minorHAnsi"/>
                 <w:sz w:val="18"/>
                 <w:szCs w:val="18"/>
               </w:rPr>
@@ -1820,14 +1341,14 @@
             <w:pPr>
               <w:spacing w:line="360" w:lineRule="auto"/>
               <w:rPr>
-                <w:rFonts w:asciiTheme="minorHAnsi" w:hAnsiTheme="minorHAnsi" w:cstheme="minorHAnsi"/>
+                <w:rFonts w:cstheme="minorHAnsi"/>
                 <w:sz w:val="18"/>
                 <w:szCs w:val="18"/>
               </w:rPr>
             </w:pPr>
             <w:r>
               <w:rPr>
-                <w:rFonts w:asciiTheme="minorHAnsi" w:hAnsiTheme="minorHAnsi" w:cstheme="minorHAnsi"/>
+                <w:rFonts w:cstheme="minorHAnsi"/>
                 <w:sz w:val="18"/>
                 <w:szCs w:val="18"/>
               </w:rPr>
@@ -1844,14 +1365,14 @@
             <w:pPr>
               <w:spacing w:line="360" w:lineRule="auto"/>
               <w:rPr>
-                <w:rFonts w:asciiTheme="minorHAnsi" w:hAnsiTheme="minorHAnsi" w:cstheme="minorHAnsi"/>
+                <w:rFonts w:cstheme="minorHAnsi"/>
                 <w:sz w:val="18"/>
                 <w:szCs w:val="18"/>
               </w:rPr>
             </w:pPr>
             <w:r>
               <w:rPr>
-                <w:rFonts w:asciiTheme="minorHAnsi" w:hAnsiTheme="minorHAnsi" w:cstheme="minorHAnsi"/>
+                <w:rFonts w:cstheme="minorHAnsi"/>
                 <w:sz w:val="18"/>
                 <w:szCs w:val="18"/>
               </w:rPr>
@@ -1870,14 +1391,14 @@
             <w:pPr>
               <w:spacing w:line="360" w:lineRule="auto"/>
               <w:rPr>
-                <w:rFonts w:asciiTheme="minorHAnsi" w:hAnsiTheme="minorHAnsi" w:cstheme="minorHAnsi"/>
+                <w:rFonts w:cstheme="minorHAnsi"/>
                 <w:sz w:val="18"/>
                 <w:szCs w:val="18"/>
               </w:rPr>
             </w:pPr>
             <w:r>
               <w:rPr>
-                <w:rFonts w:asciiTheme="minorHAnsi" w:hAnsiTheme="minorHAnsi" w:cstheme="minorHAnsi"/>
+                <w:rFonts w:cstheme="minorHAnsi"/>
                 <w:sz w:val="18"/>
                 <w:szCs w:val="18"/>
               </w:rPr>
@@ -1894,14 +1415,14 @@
             <w:pPr>
               <w:spacing w:line="360" w:lineRule="auto"/>
               <w:rPr>
-                <w:rFonts w:asciiTheme="minorHAnsi" w:hAnsiTheme="minorHAnsi" w:cstheme="minorHAnsi"/>
+                <w:rFonts w:cstheme="minorHAnsi"/>
                 <w:sz w:val="18"/>
                 <w:szCs w:val="18"/>
               </w:rPr>
             </w:pPr>
             <w:r>
               <w:rPr>
-                <w:rFonts w:asciiTheme="minorHAnsi" w:hAnsiTheme="minorHAnsi" w:cstheme="minorHAnsi"/>
+                <w:rFonts w:cstheme="minorHAnsi"/>
                 <w:sz w:val="18"/>
                 <w:szCs w:val="18"/>
               </w:rPr>
@@ -1920,14 +1441,14 @@
             <w:pPr>
               <w:spacing w:line="360" w:lineRule="auto"/>
               <w:rPr>
-                <w:rFonts w:asciiTheme="minorHAnsi" w:hAnsiTheme="minorHAnsi" w:cstheme="minorHAnsi"/>
+                <w:rFonts w:cstheme="minorHAnsi"/>
                 <w:sz w:val="18"/>
                 <w:szCs w:val="18"/>
               </w:rPr>
             </w:pPr>
             <w:r>
               <w:rPr>
-                <w:rFonts w:asciiTheme="minorHAnsi" w:hAnsiTheme="minorHAnsi" w:cstheme="minorHAnsi"/>
+                <w:rFonts w:cstheme="minorHAnsi"/>
                 <w:b/>
                 <w:bCs/>
                 <w:sz w:val="18"/>
@@ -1946,14 +1467,14 @@
             <w:pPr>
               <w:spacing w:line="360" w:lineRule="auto"/>
               <w:rPr>
-                <w:rFonts w:asciiTheme="minorHAnsi" w:hAnsiTheme="minorHAnsi" w:cstheme="minorHAnsi"/>
+                <w:rFonts w:cstheme="minorHAnsi"/>
                 <w:sz w:val="18"/>
                 <w:szCs w:val="18"/>
               </w:rPr>
             </w:pPr>
             <w:r>
               <w:rPr>
-                <w:rFonts w:asciiTheme="minorHAnsi" w:hAnsiTheme="minorHAnsi" w:cstheme="minorHAnsi"/>
+                <w:rFonts w:cstheme="minorHAnsi"/>
                 <w:b/>
                 <w:bCs/>
                 <w:sz w:val="18"/>
@@ -1967,34 +1488,29 @@
     </w:tbl>
     <w:p>
       <w:pPr>
-        <w:spacing w:line="360" w:lineRule="auto"/>
-        <w:rPr>
-          <w:rFonts w:asciiTheme="minorHAnsi" w:hAnsiTheme="minorHAnsi" w:cstheme="minorHAnsi"/>
-          <w:sz w:val="18"/>
-          <w:szCs w:val="18"/>
-        </w:rPr>
-      </w:pPr>
-    </w:p>
-    <w:p>
-      <w:pPr>
-        <w:spacing w:line="360" w:lineRule="auto"/>
-        <w:rPr>
-          <w:rFonts w:asciiTheme="minorHAnsi" w:hAnsiTheme="minorHAnsi" w:cstheme="minorHAnsi"/>
-          <w:b/>
-          <w:bCs/>
-          <w:sz w:val="24"/>
-          <w:szCs w:val="24"/>
+        <w:spacing w:before="240" w:line="360" w:lineRule="auto"/>
+        <w:jc w:val="center"/>
+        <w:rPr>
+          <w:rFonts w:ascii="Times New Roman" w:hAnsi="Times New Roman" w:cs="Times New Roman"/>
+          <w:sz w:val="18"/>
+          <w:szCs w:val="18"/>
         </w:rPr>
       </w:pPr>
       <w:r>
         <w:rPr>
-          <w:rFonts w:asciiTheme="minorHAnsi" w:hAnsiTheme="minorHAnsi" w:cstheme="minorHAnsi"/>
-          <w:b/>
-          <w:bCs/>
-          <w:sz w:val="24"/>
-          <w:szCs w:val="24"/>
-        </w:rPr>
-        <w:t>Overall Feasibility Assessment</w:t>
+          <w:rFonts w:ascii="Times New Roman" w:hAnsi="Times New Roman" w:cs="Times New Roman"/>
+          <w:sz w:val="18"/>
+          <w:szCs w:val="18"/>
+        </w:rPr>
+        <w:t xml:space="preserve">Table 1 - </w:t>
+      </w:r>
+      <w:r>
+        <w:rPr>
+          <w:rFonts w:ascii="Times New Roman" w:hAnsi="Times New Roman" w:cs="Times New Roman"/>
+          <w:sz w:val="18"/>
+          <w:szCs w:val="18"/>
+        </w:rPr>
+        <w:t>Estimated Costs</w:t>
       </w:r>
     </w:p>
     <w:tbl>
@@ -2018,7 +1534,7 @@
             <w:pPr>
               <w:spacing w:line="360" w:lineRule="auto"/>
               <w:rPr>
-                <w:rFonts w:asciiTheme="minorHAnsi" w:hAnsiTheme="minorHAnsi" w:cstheme="minorHAnsi"/>
+                <w:rFonts w:cstheme="minorHAnsi"/>
                 <w:b/>
                 <w:bCs/>
                 <w:sz w:val="18"/>
@@ -2027,7 +1543,7 @@
             </w:pPr>
             <w:r>
               <w:rPr>
-                <w:rFonts w:asciiTheme="minorHAnsi" w:hAnsiTheme="minorHAnsi" w:cstheme="minorHAnsi"/>
+                <w:rFonts w:cstheme="minorHAnsi"/>
                 <w:b/>
                 <w:bCs/>
                 <w:sz w:val="18"/>
@@ -2046,7 +1562,7 @@
             <w:pPr>
               <w:spacing w:line="360" w:lineRule="auto"/>
               <w:rPr>
-                <w:rFonts w:asciiTheme="minorHAnsi" w:hAnsiTheme="minorHAnsi" w:cstheme="minorHAnsi"/>
+                <w:rFonts w:cstheme="minorHAnsi"/>
                 <w:b/>
                 <w:bCs/>
                 <w:sz w:val="18"/>
@@ -2055,7 +1571,7 @@
             </w:pPr>
             <w:r>
               <w:rPr>
-                <w:rFonts w:asciiTheme="minorHAnsi" w:hAnsiTheme="minorHAnsi" w:cstheme="minorHAnsi"/>
+                <w:rFonts w:cstheme="minorHAnsi"/>
                 <w:b/>
                 <w:bCs/>
                 <w:sz w:val="18"/>
@@ -2074,7 +1590,7 @@
             <w:pPr>
               <w:spacing w:line="360" w:lineRule="auto"/>
               <w:rPr>
-                <w:rFonts w:asciiTheme="minorHAnsi" w:hAnsiTheme="minorHAnsi" w:cstheme="minorHAnsi"/>
+                <w:rFonts w:cstheme="minorHAnsi"/>
                 <w:b/>
                 <w:bCs/>
                 <w:sz w:val="18"/>
@@ -2083,7 +1599,7 @@
             </w:pPr>
             <w:r>
               <w:rPr>
-                <w:rFonts w:asciiTheme="minorHAnsi" w:hAnsiTheme="minorHAnsi" w:cstheme="minorHAnsi"/>
+                <w:rFonts w:cstheme="minorHAnsi"/>
                 <w:b/>
                 <w:bCs/>
                 <w:sz w:val="18"/>
@@ -2104,14 +1620,14 @@
             <w:pPr>
               <w:spacing w:line="360" w:lineRule="auto"/>
               <w:rPr>
-                <w:rFonts w:asciiTheme="minorHAnsi" w:hAnsiTheme="minorHAnsi" w:cstheme="minorHAnsi"/>
+                <w:rFonts w:cstheme="minorHAnsi"/>
                 <w:sz w:val="18"/>
                 <w:szCs w:val="18"/>
               </w:rPr>
             </w:pPr>
             <w:r>
               <w:rPr>
-                <w:rFonts w:asciiTheme="minorHAnsi" w:hAnsiTheme="minorHAnsi" w:cstheme="minorHAnsi"/>
+                <w:rFonts w:cstheme="minorHAnsi"/>
                 <w:sz w:val="18"/>
                 <w:szCs w:val="18"/>
               </w:rPr>
@@ -2128,14 +1644,14 @@
             <w:pPr>
               <w:spacing w:line="360" w:lineRule="auto"/>
               <w:rPr>
-                <w:rFonts w:asciiTheme="minorHAnsi" w:hAnsiTheme="minorHAnsi" w:cstheme="minorHAnsi"/>
+                <w:rFonts w:cstheme="minorHAnsi"/>
                 <w:sz w:val="18"/>
                 <w:szCs w:val="18"/>
               </w:rPr>
             </w:pPr>
             <w:r>
               <w:rPr>
-                <w:rFonts w:asciiTheme="minorHAnsi" w:hAnsiTheme="minorHAnsi" w:cstheme="minorHAnsi"/>
+                <w:rFonts w:cstheme="minorHAnsi"/>
                 <w:sz w:val="18"/>
                 <w:szCs w:val="18"/>
               </w:rPr>
@@ -2152,14 +1668,14 @@
             <w:pPr>
               <w:spacing w:line="360" w:lineRule="auto"/>
               <w:rPr>
-                <w:rFonts w:asciiTheme="minorHAnsi" w:hAnsiTheme="minorHAnsi" w:cstheme="minorHAnsi"/>
+                <w:rFonts w:cstheme="minorHAnsi"/>
                 <w:sz w:val="18"/>
                 <w:szCs w:val="18"/>
               </w:rPr>
             </w:pPr>
             <w:r>
               <w:rPr>
-                <w:rFonts w:asciiTheme="minorHAnsi" w:hAnsiTheme="minorHAnsi" w:cstheme="minorHAnsi"/>
+                <w:rFonts w:cstheme="minorHAnsi"/>
                 <w:sz w:val="18"/>
                 <w:szCs w:val="18"/>
               </w:rPr>
@@ -2178,14 +1694,14 @@
             <w:pPr>
               <w:spacing w:line="360" w:lineRule="auto"/>
               <w:rPr>
-                <w:rFonts w:asciiTheme="minorHAnsi" w:hAnsiTheme="minorHAnsi" w:cstheme="minorHAnsi"/>
+                <w:rFonts w:cstheme="minorHAnsi"/>
                 <w:sz w:val="18"/>
                 <w:szCs w:val="18"/>
               </w:rPr>
             </w:pPr>
             <w:r>
               <w:rPr>
-                <w:rFonts w:asciiTheme="minorHAnsi" w:hAnsiTheme="minorHAnsi" w:cstheme="minorHAnsi"/>
+                <w:rFonts w:cstheme="minorHAnsi"/>
                 <w:sz w:val="18"/>
                 <w:szCs w:val="18"/>
               </w:rPr>
@@ -2202,14 +1718,14 @@
             <w:pPr>
               <w:spacing w:line="360" w:lineRule="auto"/>
               <w:rPr>
-                <w:rFonts w:asciiTheme="minorHAnsi" w:hAnsiTheme="minorHAnsi" w:cstheme="minorHAnsi"/>
+                <w:rFonts w:cstheme="minorHAnsi"/>
                 <w:sz w:val="18"/>
                 <w:szCs w:val="18"/>
               </w:rPr>
             </w:pPr>
             <w:r>
               <w:rPr>
-                <w:rFonts w:asciiTheme="minorHAnsi" w:hAnsiTheme="minorHAnsi" w:cstheme="minorHAnsi"/>
+                <w:rFonts w:cstheme="minorHAnsi"/>
                 <w:sz w:val="18"/>
                 <w:szCs w:val="18"/>
               </w:rPr>
@@ -2226,14 +1742,14 @@
             <w:pPr>
               <w:spacing w:line="360" w:lineRule="auto"/>
               <w:rPr>
-                <w:rFonts w:asciiTheme="minorHAnsi" w:hAnsiTheme="minorHAnsi" w:cstheme="minorHAnsi"/>
+                <w:rFonts w:cstheme="minorHAnsi"/>
                 <w:sz w:val="18"/>
                 <w:szCs w:val="18"/>
               </w:rPr>
             </w:pPr>
             <w:r>
               <w:rPr>
-                <w:rFonts w:asciiTheme="minorHAnsi" w:hAnsiTheme="minorHAnsi" w:cstheme="minorHAnsi"/>
+                <w:rFonts w:cstheme="minorHAnsi"/>
                 <w:sz w:val="18"/>
                 <w:szCs w:val="18"/>
               </w:rPr>
@@ -2252,14 +1768,14 @@
             <w:pPr>
               <w:spacing w:line="360" w:lineRule="auto"/>
               <w:rPr>
-                <w:rFonts w:asciiTheme="minorHAnsi" w:hAnsiTheme="minorHAnsi" w:cstheme="minorHAnsi"/>
+                <w:rFonts w:cstheme="minorHAnsi"/>
                 <w:sz w:val="18"/>
                 <w:szCs w:val="18"/>
               </w:rPr>
             </w:pPr>
             <w:r>
               <w:rPr>
-                <w:rFonts w:asciiTheme="minorHAnsi" w:hAnsiTheme="minorHAnsi" w:cstheme="minorHAnsi"/>
+                <w:rFonts w:cstheme="minorHAnsi"/>
                 <w:sz w:val="18"/>
                 <w:szCs w:val="18"/>
               </w:rPr>
@@ -2276,14 +1792,14 @@
             <w:pPr>
               <w:spacing w:line="360" w:lineRule="auto"/>
               <w:rPr>
-                <w:rFonts w:asciiTheme="minorHAnsi" w:hAnsiTheme="minorHAnsi" w:cstheme="minorHAnsi"/>
+                <w:rFonts w:cstheme="minorHAnsi"/>
                 <w:sz w:val="18"/>
                 <w:szCs w:val="18"/>
               </w:rPr>
             </w:pPr>
             <w:r>
               <w:rPr>
-                <w:rFonts w:asciiTheme="minorHAnsi" w:hAnsiTheme="minorHAnsi" w:cstheme="minorHAnsi"/>
+                <w:rFonts w:cstheme="minorHAnsi"/>
                 <w:sz w:val="18"/>
                 <w:szCs w:val="18"/>
               </w:rPr>
@@ -2300,14 +1816,14 @@
             <w:pPr>
               <w:spacing w:line="360" w:lineRule="auto"/>
               <w:rPr>
-                <w:rFonts w:asciiTheme="minorHAnsi" w:hAnsiTheme="minorHAnsi" w:cstheme="minorHAnsi"/>
+                <w:rFonts w:cstheme="minorHAnsi"/>
                 <w:sz w:val="18"/>
                 <w:szCs w:val="18"/>
               </w:rPr>
             </w:pPr>
             <w:r>
               <w:rPr>
-                <w:rFonts w:asciiTheme="minorHAnsi" w:hAnsiTheme="minorHAnsi" w:cstheme="minorHAnsi"/>
+                <w:rFonts w:cstheme="minorHAnsi"/>
                 <w:sz w:val="18"/>
                 <w:szCs w:val="18"/>
               </w:rPr>
@@ -2319,13 +1835,22 @@
     </w:tbl>
     <w:p>
       <w:pPr>
-        <w:spacing w:line="360" w:lineRule="auto"/>
-        <w:rPr>
-          <w:rFonts w:asciiTheme="minorHAnsi" w:hAnsiTheme="minorHAnsi" w:cstheme="minorHAnsi"/>
-          <w:sz w:val="18"/>
-          <w:szCs w:val="18"/>
-        </w:rPr>
-      </w:pPr>
+        <w:spacing w:before="240" w:line="360" w:lineRule="auto"/>
+        <w:jc w:val="center"/>
+        <w:rPr>
+          <w:rFonts w:ascii="Times New Roman" w:hAnsi="Times New Roman" w:cs="Times New Roman"/>
+          <w:sz w:val="18"/>
+          <w:szCs w:val="18"/>
+        </w:rPr>
+      </w:pPr>
+      <w:r>
+        <w:rPr>
+          <w:rFonts w:ascii="Times New Roman" w:hAnsi="Times New Roman" w:cs="Times New Roman"/>
+          <w:sz w:val="18"/>
+          <w:szCs w:val="18"/>
+        </w:rPr>
+        <w:t>Table 2 – Overall Feasibility Assessment</w:t>
+      </w:r>
     </w:p>
     <w:sectPr>
       <w:pgSz w:w="12240" w:h="15840"/>
@@ -4779,17 +4304,15 @@
   <w:docDefaults>
     <w:rPrDefault>
       <w:rPr>
-        <w:rFonts w:asciiTheme="minorHAnsi" w:eastAsiaTheme="minorHAnsi" w:hAnsiTheme="minorHAnsi" w:cstheme="minorBidi"/>
-        <w:kern w:val="2"/>
-        <w:sz w:val="24"/>
-        <w:szCs w:val="24"/>
+        <w:rFonts w:asciiTheme="minorHAnsi" w:eastAsiaTheme="minorEastAsia" w:hAnsiTheme="minorHAnsi" w:cstheme="minorBidi"/>
+        <w:sz w:val="21"/>
+        <w:szCs w:val="21"/>
         <w:lang w:val="en-US" w:eastAsia="en-US" w:bidi="ar-SA"/>
-        <w14:ligatures w14:val="standardContextual"/>
       </w:rPr>
     </w:rPrDefault>
     <w:pPrDefault>
       <w:pPr>
-        <w:spacing w:after="160" w:line="278" w:lineRule="auto"/>
+        <w:spacing w:after="160" w:line="300" w:lineRule="auto"/>
       </w:pPr>
     </w:pPrDefault>
   </w:docDefaults>
@@ -4860,7 +4383,7 @@
     <w:lsdException w:name="Closing" w:semiHidden="1" w:unhideWhenUsed="1"/>
     <w:lsdException w:name="Signature" w:semiHidden="1" w:unhideWhenUsed="1"/>
     <w:lsdException w:name="Default Paragraph Font" w:semiHidden="1" w:uiPriority="1" w:unhideWhenUsed="1"/>
-    <w:lsdException w:name="Body Text" w:semiHidden="1" w:uiPriority="1" w:unhideWhenUsed="1" w:qFormat="1"/>
+    <w:lsdException w:name="Body Text" w:semiHidden="1" w:uiPriority="1" w:unhideWhenUsed="1"/>
     <w:lsdException w:name="Body Text Indent" w:semiHidden="1" w:unhideWhenUsed="1"/>
     <w:lsdException w:name="List Continue" w:semiHidden="1" w:unhideWhenUsed="1"/>
     <w:lsdException w:name="List Continue 2" w:semiHidden="1" w:unhideWhenUsed="1"/>
@@ -5174,20 +4697,7 @@
   <w:style w:type="paragraph" w:default="1" w:styleId="Normal">
     <w:name w:val="Normal"/>
     <w:qFormat/>
-    <w:rsid w:val="007B1CB8"/>
-    <w:pPr>
-      <w:widowControl w:val="0"/>
-      <w:autoSpaceDE w:val="0"/>
-      <w:autoSpaceDN w:val="0"/>
-      <w:spacing w:after="0" w:line="240" w:lineRule="auto"/>
-    </w:pPr>
-    <w:rPr>
-      <w:rFonts w:ascii="Calibri" w:eastAsia="Calibri" w:hAnsi="Calibri" w:cs="Calibri"/>
-      <w:kern w:val="0"/>
-      <w:sz w:val="22"/>
-      <w:szCs w:val="22"/>
-      <w14:ligatures w14:val="none"/>
-    </w:rPr>
+    <w:rsid w:val="00731586"/>
   </w:style>
   <w:style w:type="paragraph" w:styleId="Heading1">
     <w:name w:val="heading 1"/>
@@ -5196,11 +4706,12 @@
     <w:link w:val="Heading1Char"/>
     <w:uiPriority w:val="9"/>
     <w:qFormat/>
-    <w:rsid w:val="001861FC"/>
+    <w:rsid w:val="00731586"/>
     <w:pPr>
       <w:keepNext/>
       <w:keepLines/>
-      <w:spacing w:before="360" w:after="80"/>
+      <w:spacing w:before="320" w:after="80" w:line="240" w:lineRule="auto"/>
+      <w:jc w:val="center"/>
       <w:outlineLvl w:val="0"/>
     </w:pPr>
     <w:rPr>
@@ -5219,16 +4730,16 @@
     <w:semiHidden/>
     <w:unhideWhenUsed/>
     <w:qFormat/>
-    <w:rsid w:val="001861FC"/>
+    <w:rsid w:val="00731586"/>
     <w:pPr>
       <w:keepNext/>
       <w:keepLines/>
-      <w:spacing w:before="160" w:after="80"/>
+      <w:spacing w:before="160" w:after="40" w:line="240" w:lineRule="auto"/>
+      <w:jc w:val="center"/>
       <w:outlineLvl w:val="1"/>
     </w:pPr>
     <w:rPr>
       <w:rFonts w:asciiTheme="majorHAnsi" w:eastAsiaTheme="majorEastAsia" w:hAnsiTheme="majorHAnsi" w:cstheme="majorBidi"/>
-      <w:color w:val="2F5496" w:themeColor="accent1" w:themeShade="BF"/>
       <w:sz w:val="32"/>
       <w:szCs w:val="32"/>
     </w:rPr>
@@ -5242,18 +4753,17 @@
     <w:semiHidden/>
     <w:unhideWhenUsed/>
     <w:qFormat/>
-    <w:rsid w:val="001861FC"/>
+    <w:rsid w:val="00731586"/>
     <w:pPr>
       <w:keepNext/>
       <w:keepLines/>
-      <w:spacing w:before="160" w:after="80"/>
+      <w:spacing w:before="160" w:after="0" w:line="240" w:lineRule="auto"/>
       <w:outlineLvl w:val="2"/>
     </w:pPr>
     <w:rPr>
-      <w:rFonts w:eastAsiaTheme="majorEastAsia" w:cstheme="majorBidi"/>
-      <w:color w:val="2F5496" w:themeColor="accent1" w:themeShade="BF"/>
-      <w:sz w:val="28"/>
-      <w:szCs w:val="28"/>
+      <w:rFonts w:asciiTheme="majorHAnsi" w:eastAsiaTheme="majorEastAsia" w:hAnsiTheme="majorHAnsi" w:cstheme="majorBidi"/>
+      <w:sz w:val="32"/>
+      <w:szCs w:val="32"/>
     </w:rPr>
   </w:style>
   <w:style w:type="paragraph" w:styleId="Heading4">
@@ -5265,18 +4775,19 @@
     <w:semiHidden/>
     <w:unhideWhenUsed/>
     <w:qFormat/>
-    <w:rsid w:val="001861FC"/>
+    <w:rsid w:val="00731586"/>
     <w:pPr>
       <w:keepNext/>
       <w:keepLines/>
-      <w:spacing w:before="80" w:after="40"/>
+      <w:spacing w:before="80" w:after="0"/>
       <w:outlineLvl w:val="3"/>
     </w:pPr>
     <w:rPr>
-      <w:rFonts w:eastAsiaTheme="majorEastAsia" w:cstheme="majorBidi"/>
+      <w:rFonts w:asciiTheme="majorHAnsi" w:eastAsiaTheme="majorEastAsia" w:hAnsiTheme="majorHAnsi" w:cstheme="majorBidi"/>
       <w:i/>
       <w:iCs/>
-      <w:color w:val="2F5496" w:themeColor="accent1" w:themeShade="BF"/>
+      <w:sz w:val="30"/>
+      <w:szCs w:val="30"/>
     </w:rPr>
   </w:style>
   <w:style w:type="paragraph" w:styleId="Heading5">
@@ -5288,16 +4799,17 @@
     <w:semiHidden/>
     <w:unhideWhenUsed/>
     <w:qFormat/>
-    <w:rsid w:val="001861FC"/>
+    <w:rsid w:val="00731586"/>
     <w:pPr>
       <w:keepNext/>
       <w:keepLines/>
-      <w:spacing w:before="80" w:after="40"/>
+      <w:spacing w:before="40" w:after="0"/>
       <w:outlineLvl w:val="4"/>
     </w:pPr>
     <w:rPr>
-      <w:rFonts w:eastAsiaTheme="majorEastAsia" w:cstheme="majorBidi"/>
-      <w:color w:val="2F5496" w:themeColor="accent1" w:themeShade="BF"/>
+      <w:rFonts w:asciiTheme="majorHAnsi" w:eastAsiaTheme="majorEastAsia" w:hAnsiTheme="majorHAnsi" w:cstheme="majorBidi"/>
+      <w:sz w:val="28"/>
+      <w:szCs w:val="28"/>
     </w:rPr>
   </w:style>
   <w:style w:type="paragraph" w:styleId="Heading6">
@@ -5309,18 +4821,19 @@
     <w:semiHidden/>
     <w:unhideWhenUsed/>
     <w:qFormat/>
-    <w:rsid w:val="001861FC"/>
+    <w:rsid w:val="00731586"/>
     <w:pPr>
       <w:keepNext/>
       <w:keepLines/>
-      <w:spacing w:before="40"/>
+      <w:spacing w:before="40" w:after="0"/>
       <w:outlineLvl w:val="5"/>
     </w:pPr>
     <w:rPr>
-      <w:rFonts w:eastAsiaTheme="majorEastAsia" w:cstheme="majorBidi"/>
+      <w:rFonts w:asciiTheme="majorHAnsi" w:eastAsiaTheme="majorEastAsia" w:hAnsiTheme="majorHAnsi" w:cstheme="majorBidi"/>
       <w:i/>
       <w:iCs/>
-      <w:color w:val="595959" w:themeColor="text1" w:themeTint="A6"/>
+      <w:sz w:val="26"/>
+      <w:szCs w:val="26"/>
     </w:rPr>
   </w:style>
   <w:style w:type="paragraph" w:styleId="Heading7">
@@ -5332,16 +4845,17 @@
     <w:semiHidden/>
     <w:unhideWhenUsed/>
     <w:qFormat/>
-    <w:rsid w:val="001861FC"/>
+    <w:rsid w:val="00731586"/>
     <w:pPr>
       <w:keepNext/>
       <w:keepLines/>
-      <w:spacing w:before="40"/>
+      <w:spacing w:before="40" w:after="0"/>
       <w:outlineLvl w:val="6"/>
     </w:pPr>
     <w:rPr>
-      <w:rFonts w:eastAsiaTheme="majorEastAsia" w:cstheme="majorBidi"/>
-      <w:color w:val="595959" w:themeColor="text1" w:themeTint="A6"/>
+      <w:rFonts w:asciiTheme="majorHAnsi" w:eastAsiaTheme="majorEastAsia" w:hAnsiTheme="majorHAnsi" w:cstheme="majorBidi"/>
+      <w:sz w:val="24"/>
+      <w:szCs w:val="24"/>
     </w:rPr>
   </w:style>
   <w:style w:type="paragraph" w:styleId="Heading8">
@@ -5353,17 +4867,19 @@
     <w:semiHidden/>
     <w:unhideWhenUsed/>
     <w:qFormat/>
-    <w:rsid w:val="001861FC"/>
+    <w:rsid w:val="00731586"/>
     <w:pPr>
       <w:keepNext/>
       <w:keepLines/>
+      <w:spacing w:before="40" w:after="0"/>
       <w:outlineLvl w:val="7"/>
     </w:pPr>
     <w:rPr>
-      <w:rFonts w:eastAsiaTheme="majorEastAsia" w:cstheme="majorBidi"/>
+      <w:rFonts w:asciiTheme="majorHAnsi" w:eastAsiaTheme="majorEastAsia" w:hAnsiTheme="majorHAnsi" w:cstheme="majorBidi"/>
       <w:i/>
       <w:iCs/>
-      <w:color w:val="272727" w:themeColor="text1" w:themeTint="D8"/>
+      <w:sz w:val="22"/>
+      <w:szCs w:val="22"/>
     </w:rPr>
   </w:style>
   <w:style w:type="paragraph" w:styleId="Heading9">
@@ -5375,15 +4891,18 @@
     <w:semiHidden/>
     <w:unhideWhenUsed/>
     <w:qFormat/>
-    <w:rsid w:val="001861FC"/>
+    <w:rsid w:val="00731586"/>
     <w:pPr>
       <w:keepNext/>
       <w:keepLines/>
+      <w:spacing w:before="40" w:after="0"/>
       <w:outlineLvl w:val="8"/>
     </w:pPr>
     <w:rPr>
-      <w:rFonts w:eastAsiaTheme="majorEastAsia" w:cstheme="majorBidi"/>
-      <w:color w:val="272727" w:themeColor="text1" w:themeTint="D8"/>
+      <w:b/>
+      <w:bCs/>
+      <w:i/>
+      <w:iCs/>
     </w:rPr>
   </w:style>
   <w:style w:type="character" w:default="1" w:styleId="DefaultParagraphFont">
@@ -5418,7 +4937,7 @@
     <w:basedOn w:val="DefaultParagraphFont"/>
     <w:link w:val="Heading1"/>
     <w:uiPriority w:val="9"/>
-    <w:rsid w:val="001861FC"/>
+    <w:rsid w:val="00731586"/>
     <w:rPr>
       <w:rFonts w:asciiTheme="majorHAnsi" w:eastAsiaTheme="majorEastAsia" w:hAnsiTheme="majorHAnsi" w:cstheme="majorBidi"/>
       <w:color w:val="2F5496" w:themeColor="accent1" w:themeShade="BF"/>
@@ -5432,10 +4951,9 @@
     <w:link w:val="Heading2"/>
     <w:uiPriority w:val="9"/>
     <w:semiHidden/>
-    <w:rsid w:val="001861FC"/>
+    <w:rsid w:val="00731586"/>
     <w:rPr>
       <w:rFonts w:asciiTheme="majorHAnsi" w:eastAsiaTheme="majorEastAsia" w:hAnsiTheme="majorHAnsi" w:cstheme="majorBidi"/>
-      <w:color w:val="2F5496" w:themeColor="accent1" w:themeShade="BF"/>
       <w:sz w:val="32"/>
       <w:szCs w:val="32"/>
     </w:rPr>
@@ -5446,12 +4964,11 @@
     <w:link w:val="Heading3"/>
     <w:uiPriority w:val="9"/>
     <w:semiHidden/>
-    <w:rsid w:val="001861FC"/>
+    <w:rsid w:val="00731586"/>
     <w:rPr>
-      <w:rFonts w:eastAsiaTheme="majorEastAsia" w:cstheme="majorBidi"/>
-      <w:color w:val="2F5496" w:themeColor="accent1" w:themeShade="BF"/>
-      <w:sz w:val="28"/>
-      <w:szCs w:val="28"/>
+      <w:rFonts w:asciiTheme="majorHAnsi" w:eastAsiaTheme="majorEastAsia" w:hAnsiTheme="majorHAnsi" w:cstheme="majorBidi"/>
+      <w:sz w:val="32"/>
+      <w:szCs w:val="32"/>
     </w:rPr>
   </w:style>
   <w:style w:type="character" w:customStyle="1" w:styleId="Heading4Char">
@@ -5460,12 +4977,13 @@
     <w:link w:val="Heading4"/>
     <w:uiPriority w:val="9"/>
     <w:semiHidden/>
-    <w:rsid w:val="001861FC"/>
+    <w:rsid w:val="00731586"/>
     <w:rPr>
-      <w:rFonts w:eastAsiaTheme="majorEastAsia" w:cstheme="majorBidi"/>
+      <w:rFonts w:asciiTheme="majorHAnsi" w:eastAsiaTheme="majorEastAsia" w:hAnsiTheme="majorHAnsi" w:cstheme="majorBidi"/>
       <w:i/>
       <w:iCs/>
-      <w:color w:val="2F5496" w:themeColor="accent1" w:themeShade="BF"/>
+      <w:sz w:val="30"/>
+      <w:szCs w:val="30"/>
     </w:rPr>
   </w:style>
   <w:style w:type="character" w:customStyle="1" w:styleId="Heading5Char">
@@ -5474,10 +4992,11 @@
     <w:link w:val="Heading5"/>
     <w:uiPriority w:val="9"/>
     <w:semiHidden/>
-    <w:rsid w:val="001861FC"/>
+    <w:rsid w:val="00731586"/>
     <w:rPr>
-      <w:rFonts w:eastAsiaTheme="majorEastAsia" w:cstheme="majorBidi"/>
-      <w:color w:val="2F5496" w:themeColor="accent1" w:themeShade="BF"/>
+      <w:rFonts w:asciiTheme="majorHAnsi" w:eastAsiaTheme="majorEastAsia" w:hAnsiTheme="majorHAnsi" w:cstheme="majorBidi"/>
+      <w:sz w:val="28"/>
+      <w:szCs w:val="28"/>
     </w:rPr>
   </w:style>
   <w:style w:type="character" w:customStyle="1" w:styleId="Heading6Char">
@@ -5486,12 +5005,13 @@
     <w:link w:val="Heading6"/>
     <w:uiPriority w:val="9"/>
     <w:semiHidden/>
-    <w:rsid w:val="001861FC"/>
+    <w:rsid w:val="00731586"/>
     <w:rPr>
-      <w:rFonts w:eastAsiaTheme="majorEastAsia" w:cstheme="majorBidi"/>
+      <w:rFonts w:asciiTheme="majorHAnsi" w:eastAsiaTheme="majorEastAsia" w:hAnsiTheme="majorHAnsi" w:cstheme="majorBidi"/>
       <w:i/>
       <w:iCs/>
-      <w:color w:val="595959" w:themeColor="text1" w:themeTint="A6"/>
+      <w:sz w:val="26"/>
+      <w:szCs w:val="26"/>
     </w:rPr>
   </w:style>
   <w:style w:type="character" w:customStyle="1" w:styleId="Heading7Char">
@@ -5500,10 +5020,11 @@
     <w:link w:val="Heading7"/>
     <w:uiPriority w:val="9"/>
     <w:semiHidden/>
-    <w:rsid w:val="001861FC"/>
+    <w:rsid w:val="00731586"/>
     <w:rPr>
-      <w:rFonts w:eastAsiaTheme="majorEastAsia" w:cstheme="majorBidi"/>
-      <w:color w:val="595959" w:themeColor="text1" w:themeTint="A6"/>
+      <w:rFonts w:asciiTheme="majorHAnsi" w:eastAsiaTheme="majorEastAsia" w:hAnsiTheme="majorHAnsi" w:cstheme="majorBidi"/>
+      <w:sz w:val="24"/>
+      <w:szCs w:val="24"/>
     </w:rPr>
   </w:style>
   <w:style w:type="character" w:customStyle="1" w:styleId="Heading8Char">
@@ -5512,12 +5033,13 @@
     <w:link w:val="Heading8"/>
     <w:uiPriority w:val="9"/>
     <w:semiHidden/>
-    <w:rsid w:val="001861FC"/>
+    <w:rsid w:val="00731586"/>
     <w:rPr>
-      <w:rFonts w:eastAsiaTheme="majorEastAsia" w:cstheme="majorBidi"/>
+      <w:rFonts w:asciiTheme="majorHAnsi" w:eastAsiaTheme="majorEastAsia" w:hAnsiTheme="majorHAnsi" w:cstheme="majorBidi"/>
       <w:i/>
       <w:iCs/>
-      <w:color w:val="272727" w:themeColor="text1" w:themeTint="D8"/>
+      <w:sz w:val="22"/>
+      <w:szCs w:val="22"/>
     </w:rPr>
   </w:style>
   <w:style w:type="character" w:customStyle="1" w:styleId="Heading9Char">
@@ -5526,10 +5048,12 @@
     <w:link w:val="Heading9"/>
     <w:uiPriority w:val="9"/>
     <w:semiHidden/>
-    <w:rsid w:val="001861FC"/>
+    <w:rsid w:val="00731586"/>
     <w:rPr>
-      <w:rFonts w:eastAsiaTheme="majorEastAsia" w:cstheme="majorBidi"/>
-      <w:color w:val="272727" w:themeColor="text1" w:themeTint="D8"/>
+      <w:b/>
+      <w:bCs/>
+      <w:i/>
+      <w:iCs/>
     </w:rPr>
   </w:style>
   <w:style w:type="paragraph" w:styleId="Title">
@@ -5539,17 +5063,23 @@
     <w:link w:val="TitleChar"/>
     <w:uiPriority w:val="10"/>
     <w:qFormat/>
-    <w:rsid w:val="001861FC"/>
+    <w:rsid w:val="00731586"/>
     <w:pPr>
-      <w:spacing w:after="80"/>
+      <w:pBdr>
+        <w:top w:val="single" w:sz="6" w:space="8" w:color="A5A5A5" w:themeColor="accent3"/>
+        <w:bottom w:val="single" w:sz="6" w:space="8" w:color="A5A5A5" w:themeColor="accent3"/>
+      </w:pBdr>
+      <w:spacing w:after="400" w:line="240" w:lineRule="auto"/>
       <w:contextualSpacing/>
+      <w:jc w:val="center"/>
     </w:pPr>
     <w:rPr>
       <w:rFonts w:asciiTheme="majorHAnsi" w:eastAsiaTheme="majorEastAsia" w:hAnsiTheme="majorHAnsi" w:cstheme="majorBidi"/>
-      <w:spacing w:val="-10"/>
-      <w:kern w:val="28"/>
-      <w:sz w:val="56"/>
-      <w:szCs w:val="56"/>
+      <w:caps/>
+      <w:color w:val="44546A" w:themeColor="text2"/>
+      <w:spacing w:val="30"/>
+      <w:sz w:val="72"/>
+      <w:szCs w:val="72"/>
     </w:rPr>
   </w:style>
   <w:style w:type="character" w:customStyle="1" w:styleId="TitleChar">
@@ -5557,13 +5087,14 @@
     <w:basedOn w:val="DefaultParagraphFont"/>
     <w:link w:val="Title"/>
     <w:uiPriority w:val="10"/>
-    <w:rsid w:val="001861FC"/>
+    <w:rsid w:val="00731586"/>
     <w:rPr>
       <w:rFonts w:asciiTheme="majorHAnsi" w:eastAsiaTheme="majorEastAsia" w:hAnsiTheme="majorHAnsi" w:cstheme="majorBidi"/>
-      <w:spacing w:val="-10"/>
-      <w:kern w:val="28"/>
-      <w:sz w:val="56"/>
-      <w:szCs w:val="56"/>
+      <w:caps/>
+      <w:color w:val="44546A" w:themeColor="text2"/>
+      <w:spacing w:val="30"/>
+      <w:sz w:val="72"/>
+      <w:szCs w:val="72"/>
     </w:rPr>
   </w:style>
   <w:style w:type="paragraph" w:styleId="Subtitle">
@@ -5573,16 +5104,15 @@
     <w:link w:val="SubtitleChar"/>
     <w:uiPriority w:val="11"/>
     <w:qFormat/>
-    <w:rsid w:val="001861FC"/>
+    <w:rsid w:val="00731586"/>
     <w:pPr>
       <w:numPr>
         <w:ilvl w:val="1"/>
       </w:numPr>
+      <w:jc w:val="center"/>
     </w:pPr>
     <w:rPr>
-      <w:rFonts w:eastAsiaTheme="majorEastAsia" w:cstheme="majorBidi"/>
-      <w:color w:val="595959" w:themeColor="text1" w:themeTint="A6"/>
-      <w:spacing w:val="15"/>
+      <w:color w:val="44546A" w:themeColor="text2"/>
       <w:sz w:val="28"/>
       <w:szCs w:val="28"/>
     </w:rPr>
@@ -5592,11 +5122,9 @@
     <w:basedOn w:val="DefaultParagraphFont"/>
     <w:link w:val="Subtitle"/>
     <w:uiPriority w:val="11"/>
-    <w:rsid w:val="001861FC"/>
+    <w:rsid w:val="00731586"/>
     <w:rPr>
-      <w:rFonts w:eastAsiaTheme="majorEastAsia" w:cstheme="majorBidi"/>
-      <w:color w:val="595959" w:themeColor="text1" w:themeTint="A6"/>
-      <w:spacing w:val="15"/>
+      <w:color w:val="44546A" w:themeColor="text2"/>
       <w:sz w:val="28"/>
       <w:szCs w:val="28"/>
     </w:rPr>
@@ -5608,15 +5136,18 @@
     <w:link w:val="QuoteChar"/>
     <w:uiPriority w:val="29"/>
     <w:qFormat/>
-    <w:rsid w:val="001861FC"/>
+    <w:rsid w:val="00731586"/>
     <w:pPr>
       <w:spacing w:before="160"/>
+      <w:ind w:left="720" w:right="720"/>
       <w:jc w:val="center"/>
     </w:pPr>
     <w:rPr>
       <w:i/>
       <w:iCs/>
-      <w:color w:val="404040" w:themeColor="text1" w:themeTint="BF"/>
+      <w:color w:val="7B7B7B" w:themeColor="accent3" w:themeShade="BF"/>
+      <w:sz w:val="24"/>
+      <w:szCs w:val="24"/>
     </w:rPr>
   </w:style>
   <w:style w:type="character" w:customStyle="1" w:styleId="QuoteChar">
@@ -5624,11 +5155,13 @@
     <w:basedOn w:val="DefaultParagraphFont"/>
     <w:link w:val="Quote"/>
     <w:uiPriority w:val="29"/>
-    <w:rsid w:val="001861FC"/>
+    <w:rsid w:val="00731586"/>
     <w:rPr>
       <w:i/>
       <w:iCs/>
-      <w:color w:val="404040" w:themeColor="text1" w:themeTint="BF"/>
+      <w:color w:val="7B7B7B" w:themeColor="accent3" w:themeShade="BF"/>
+      <w:sz w:val="24"/>
+      <w:szCs w:val="24"/>
     </w:rPr>
   </w:style>
   <w:style w:type="paragraph" w:styleId="ListParagraph">
@@ -5647,11 +5180,13 @@
     <w:basedOn w:val="DefaultParagraphFont"/>
     <w:uiPriority w:val="21"/>
     <w:qFormat/>
-    <w:rsid w:val="001861FC"/>
+    <w:rsid w:val="00731586"/>
     <w:rPr>
+      <w:b/>
+      <w:bCs/>
       <w:i/>
       <w:iCs/>
-      <w:color w:val="2F5496" w:themeColor="accent1" w:themeShade="BF"/>
+      <w:color w:val="auto"/>
     </w:rPr>
   </w:style>
   <w:style w:type="paragraph" w:styleId="IntenseQuote">
@@ -5661,20 +5196,18 @@
     <w:link w:val="IntenseQuoteChar"/>
     <w:uiPriority w:val="30"/>
     <w:qFormat/>
-    <w:rsid w:val="001861FC"/>
+    <w:rsid w:val="00731586"/>
     <w:pPr>
-      <w:pBdr>
-        <w:top w:val="single" w:sz="4" w:space="10" w:color="2F5496" w:themeColor="accent1" w:themeShade="BF"/>
-        <w:bottom w:val="single" w:sz="4" w:space="10" w:color="2F5496" w:themeColor="accent1" w:themeShade="BF"/>
-      </w:pBdr>
-      <w:spacing w:before="360" w:after="360"/>
-      <w:ind w:left="864" w:right="864"/>
+      <w:spacing w:before="160" w:line="276" w:lineRule="auto"/>
+      <w:ind w:left="936" w:right="936"/>
       <w:jc w:val="center"/>
     </w:pPr>
     <w:rPr>
-      <w:i/>
-      <w:iCs/>
+      <w:rFonts w:asciiTheme="majorHAnsi" w:eastAsiaTheme="majorEastAsia" w:hAnsiTheme="majorHAnsi" w:cstheme="majorBidi"/>
+      <w:caps/>
       <w:color w:val="2F5496" w:themeColor="accent1" w:themeShade="BF"/>
+      <w:sz w:val="28"/>
+      <w:szCs w:val="28"/>
     </w:rPr>
   </w:style>
   <w:style w:type="character" w:customStyle="1" w:styleId="IntenseQuoteChar">
@@ -5682,11 +5215,13 @@
     <w:basedOn w:val="DefaultParagraphFont"/>
     <w:link w:val="IntenseQuote"/>
     <w:uiPriority w:val="30"/>
-    <w:rsid w:val="001861FC"/>
+    <w:rsid w:val="00731586"/>
     <w:rPr>
-      <w:i/>
-      <w:iCs/>
+      <w:rFonts w:asciiTheme="majorHAnsi" w:eastAsiaTheme="majorEastAsia" w:hAnsiTheme="majorHAnsi" w:cstheme="majorBidi"/>
+      <w:caps/>
       <w:color w:val="2F5496" w:themeColor="accent1" w:themeShade="BF"/>
+      <w:sz w:val="28"/>
+      <w:szCs w:val="28"/>
     </w:rPr>
   </w:style>
   <w:style w:type="character" w:styleId="IntenseReference">
@@ -5694,13 +5229,15 @@
     <w:basedOn w:val="DefaultParagraphFont"/>
     <w:uiPriority w:val="32"/>
     <w:qFormat/>
-    <w:rsid w:val="001861FC"/>
+    <w:rsid w:val="00731586"/>
     <w:rPr>
       <w:b/>
       <w:bCs/>
+      <w:caps w:val="0"/>
       <w:smallCaps/>
-      <w:color w:val="2F5496" w:themeColor="accent1" w:themeShade="BF"/>
-      <w:spacing w:val="5"/>
+      <w:color w:val="auto"/>
+      <w:spacing w:val="0"/>
+      <w:u w:val="single"/>
     </w:rPr>
   </w:style>
   <w:style w:type="paragraph" w:styleId="BodyText">
@@ -5708,7 +5245,6 @@
     <w:basedOn w:val="Normal"/>
     <w:link w:val="BodyTextChar"/>
     <w:uiPriority w:val="1"/>
-    <w:qFormat/>
     <w:rsid w:val="007B1CB8"/>
     <w:rPr>
       <w:sz w:val="28"/>
@@ -5747,6 +5283,111 @@
         <w:insideV w:val="single" w:sz="4" w:space="0" w:color="auto"/>
       </w:tblBorders>
     </w:tblPr>
+  </w:style>
+  <w:style w:type="paragraph" w:styleId="Caption">
+    <w:name w:val="caption"/>
+    <w:basedOn w:val="Normal"/>
+    <w:next w:val="Normal"/>
+    <w:uiPriority w:val="35"/>
+    <w:semiHidden/>
+    <w:unhideWhenUsed/>
+    <w:qFormat/>
+    <w:rsid w:val="00731586"/>
+    <w:pPr>
+      <w:spacing w:line="240" w:lineRule="auto"/>
+    </w:pPr>
+    <w:rPr>
+      <w:b/>
+      <w:bCs/>
+      <w:color w:val="404040" w:themeColor="text1" w:themeTint="BF"/>
+      <w:sz w:val="16"/>
+      <w:szCs w:val="16"/>
+    </w:rPr>
+  </w:style>
+  <w:style w:type="character" w:styleId="Strong">
+    <w:name w:val="Strong"/>
+    <w:basedOn w:val="DefaultParagraphFont"/>
+    <w:uiPriority w:val="22"/>
+    <w:qFormat/>
+    <w:rsid w:val="00731586"/>
+    <w:rPr>
+      <w:b/>
+      <w:bCs/>
+    </w:rPr>
+  </w:style>
+  <w:style w:type="character" w:styleId="Emphasis">
+    <w:name w:val="Emphasis"/>
+    <w:basedOn w:val="DefaultParagraphFont"/>
+    <w:uiPriority w:val="20"/>
+    <w:qFormat/>
+    <w:rsid w:val="00731586"/>
+    <w:rPr>
+      <w:i/>
+      <w:iCs/>
+      <w:color w:val="000000" w:themeColor="text1"/>
+    </w:rPr>
+  </w:style>
+  <w:style w:type="paragraph" w:styleId="NoSpacing">
+    <w:name w:val="No Spacing"/>
+    <w:uiPriority w:val="1"/>
+    <w:qFormat/>
+    <w:rsid w:val="00731586"/>
+    <w:pPr>
+      <w:spacing w:after="0" w:line="240" w:lineRule="auto"/>
+    </w:pPr>
+  </w:style>
+  <w:style w:type="character" w:styleId="SubtleEmphasis">
+    <w:name w:val="Subtle Emphasis"/>
+    <w:basedOn w:val="DefaultParagraphFont"/>
+    <w:uiPriority w:val="19"/>
+    <w:qFormat/>
+    <w:rsid w:val="00731586"/>
+    <w:rPr>
+      <w:i/>
+      <w:iCs/>
+      <w:color w:val="595959" w:themeColor="text1" w:themeTint="A6"/>
+    </w:rPr>
+  </w:style>
+  <w:style w:type="character" w:styleId="SubtleReference">
+    <w:name w:val="Subtle Reference"/>
+    <w:basedOn w:val="DefaultParagraphFont"/>
+    <w:uiPriority w:val="31"/>
+    <w:qFormat/>
+    <w:rsid w:val="00731586"/>
+    <w:rPr>
+      <w:caps w:val="0"/>
+      <w:smallCaps/>
+      <w:color w:val="404040" w:themeColor="text1" w:themeTint="BF"/>
+      <w:spacing w:val="0"/>
+      <w:u w:val="single" w:color="7F7F7F" w:themeColor="text1" w:themeTint="80"/>
+    </w:rPr>
+  </w:style>
+  <w:style w:type="character" w:styleId="BookTitle">
+    <w:name w:val="Book Title"/>
+    <w:basedOn w:val="DefaultParagraphFont"/>
+    <w:uiPriority w:val="33"/>
+    <w:qFormat/>
+    <w:rsid w:val="00731586"/>
+    <w:rPr>
+      <w:b/>
+      <w:bCs/>
+      <w:caps w:val="0"/>
+      <w:smallCaps/>
+      <w:spacing w:val="0"/>
+    </w:rPr>
+  </w:style>
+  <w:style w:type="paragraph" w:styleId="TOCHeading">
+    <w:name w:val="TOC Heading"/>
+    <w:basedOn w:val="Heading1"/>
+    <w:next w:val="Normal"/>
+    <w:uiPriority w:val="39"/>
+    <w:semiHidden/>
+    <w:unhideWhenUsed/>
+    <w:qFormat/>
+    <w:rsid w:val="00731586"/>
+    <w:pPr>
+      <w:outlineLvl w:val="9"/>
+    </w:pPr>
   </w:style>
 </w:styles>
 </file>
